--- a/交付成果/第4轮朗读优化版/朗读优化4周版/读书会13_业与轮回_4周资料包（朗读优化版）/Word版/00_主持人总指南.docx
+++ b/交付成果/第4轮朗读优化版/朗读优化4周版/读书会13_业与轮回_4周资料包（朗读优化版）/Word版/00_主持人总指南.docx
@@ -4,519 +4,458 @@
   <w:body>
     <w:p>
       <w:pPr>
-        <w:spacing w:before="160" w:after="80"/>
+        <w:jc w:val="right"/>
       </w:pPr>
       <w:r>
         <w:rPr>
-          <w:rFonts w:ascii="Microsoft YaHei" w:hAnsi="Microsoft YaHei" w:eastAsia="Microsoft YaHei"/>
+          <w:color w:val="888888"/>
+          <w:sz w:val="16"/>
+        </w:rPr>
+        <w:t>📅 最近更新：2026-09-23 01:51　|　第三轮4周版（连续两周合并）：由8周版按原1+2／3+4／5+6／7+8周合并为4周；共读原文逐字未改</w:t>
+      </w:r>
+    </w:p>
+    <w:p>
+      <w:pPr>
+        <w:jc w:val="center"/>
+      </w:pPr>
+      <w:r>
+        <w:rPr>
           <w:b/>
           <w:color w:val="1F3864"/>
-          <w:sz w:val="34"/>
+          <w:sz w:val="36"/>
         </w:rPr>
         <w:t>🧭 业与轮回 · 主持人总指南（读书会13）</w:t>
       </w:r>
     </w:p>
     <w:p>
       <w:pPr>
-        <w:spacing w:before="40" w:after="80"/>
-        <w:ind w:left="283"/>
-        <w:shd w:val="clear" w:color="auto" w:fill="EEF2F8"/>
+        <w:ind w:left="170"/>
         <w:pBdr>
-          <w:left w:val="single" w:sz="20" w:space="6" w:color="1F3864"/>
+          <w:left w:val="single" w:sz="18" w:space="4" w:color="1F3864"/>
         </w:pBdr>
+        <w:shd w:val="clear" w:fill="F2F5FA"/>
       </w:pPr>
       <w:r>
         <w:rPr>
           <w:b/>
-          <w:sz w:val="20"/>
         </w:rPr>
         <w:t>读书会13：业与轮回（通用）</w:t>
       </w:r>
+    </w:p>
+    <w:p>
+      <w:pPr>
+        <w:ind w:left="170"/>
+        <w:pBdr>
+          <w:left w:val="single" w:sz="18" w:space="4" w:color="1F3864"/>
+        </w:pBdr>
+        <w:shd w:val="clear" w:fill="F2F5FA"/>
+      </w:pPr>
       <w:r>
         <w:rPr>
-          <w:sz w:val="20"/>
+          <w:b w:val="0"/>
         </w:rPr>
-        <w:t xml:space="preserve"> 基于知识库「古源尊者开示及上座部佛教资料」整理 适合：10人左右 · 每周1次 × 2小时 × 共4周 · 内容属通用，主持人守住流程即可 ✅ </w:t>
+        <w:t>基于知识库「古源尊者开示及上座部佛教资料」整理</w:t>
+      </w:r>
+    </w:p>
+    <w:p>
+      <w:pPr>
+        <w:ind w:left="170"/>
+        <w:pBdr>
+          <w:left w:val="single" w:sz="18" w:space="4" w:color="1F3864"/>
+        </w:pBdr>
+        <w:shd w:val="clear" w:fill="F2F5FA"/>
+      </w:pPr>
+      <w:r>
+        <w:rPr>
+          <w:b w:val="0"/>
+        </w:rPr>
+        <w:t>适合：10人左右 · 每周1次 × 2小时 × 共4周 · 内容属通用，主持人守住流程即可</w:t>
+      </w:r>
+    </w:p>
+    <w:p>
+      <w:pPr>
+        <w:ind w:left="170"/>
+        <w:pBdr>
+          <w:left w:val="single" w:sz="18" w:space="4" w:color="1F3864"/>
+        </w:pBdr>
+        <w:shd w:val="clear" w:fill="F2F5FA"/>
+      </w:pPr>
+      <w:r>
+        <w:rPr>
+          <w:b w:val="0"/>
+        </w:rPr>
+        <w:t xml:space="preserve">✅ </w:t>
       </w:r>
       <w:r>
         <w:rPr>
           <w:b/>
-          <w:sz w:val="20"/>
         </w:rPr>
         <w:t>全部原文文字已直接呈现在本资料包中（含《原文全集》），使用过程中无需再去查知识库</w:t>
       </w:r>
     </w:p>
     <w:p>
-      <w:pPr>
-        <w:spacing w:before="160" w:after="80"/>
-      </w:pPr>
       <w:r>
         <w:rPr>
-          <w:rFonts w:ascii="Microsoft YaHei" w:hAnsi="Microsoft YaHei" w:eastAsia="Microsoft YaHei"/>
           <w:b/>
           <w:color w:val="1F3864"/>
-          <w:sz w:val="28"/>
+          <w:sz w:val="26"/>
         </w:rPr>
         <w:t>一、本系列定位：业与轮回（20系列之13）</w:t>
       </w:r>
     </w:p>
     <w:p>
       <w:pPr>
-        <w:ind w:left="340"/>
+        <w:pStyle w:val="ListBullet"/>
       </w:pPr>
       <w:r>
         <w:rPr>
-          <w:color w:val="1F3864"/>
-          <w:sz w:val="21"/>
-        </w:rPr>
-        <w:t xml:space="preserve">• </w:t>
-      </w:r>
-      <w:r>
-        <w:rPr>
-          <w:sz w:val="21"/>
+          <w:b w:val="0"/>
         </w:rPr>
         <w:t>本系列是整套20个系列读书会中的</w:t>
       </w:r>
       <w:r>
         <w:rPr>
           <w:b/>
-          <w:sz w:val="21"/>
         </w:rPr>
         <w:t>第13站</w:t>
       </w:r>
       <w:r>
         <w:rPr>
-          <w:sz w:val="21"/>
+          <w:b w:val="0"/>
         </w:rPr>
         <w:t>，主题为</w:t>
       </w:r>
       <w:r>
         <w:rPr>
           <w:b/>
-          <w:sz w:val="21"/>
         </w:rPr>
         <w:t>业与轮回</w:t>
       </w:r>
       <w:r>
         <w:rPr>
-          <w:sz w:val="21"/>
+          <w:b w:val="0"/>
         </w:rPr>
         <w:t>：讲"业"本身——业的定义与原理（"思即是业"）、业的四类分类法、善业与不善业与三福行事、临终心路与结生、业的同一性与运作定则、轮回的机制与三十一界，最后落到生活启示（转业、慈心）。</w:t>
       </w:r>
     </w:p>
     <w:p>
       <w:pPr>
-        <w:ind w:left="340"/>
+        <w:pStyle w:val="ListBullet"/>
       </w:pPr>
       <w:r>
         <w:rPr>
-          <w:color w:val="1F3864"/>
-          <w:sz w:val="21"/>
-        </w:rPr>
-        <w:t xml:space="preserve">• </w:t>
-      </w:r>
-      <w:r>
-        <w:rPr>
-          <w:sz w:val="21"/>
+          <w:b w:val="0"/>
         </w:rPr>
         <w:t>义理上</w:t>
       </w:r>
       <w:r>
         <w:rPr>
           <w:b/>
-          <w:sz w:val="21"/>
         </w:rPr>
         <w:t>接续读书会11《十二缘起》与读书会12《缘起深入与二十四缘》</w:t>
       </w:r>
       <w:r>
         <w:rPr>
-          <w:sz w:val="21"/>
+          <w:b w:val="0"/>
         </w:rPr>
         <w:t>：11 逐一详讲</w:t>
       </w:r>
       <w:r>
         <w:rPr>
           <w:b/>
-          <w:sz w:val="21"/>
         </w:rPr>
         <w:t>十二缘起支</w:t>
       </w:r>
       <w:r>
         <w:rPr>
-          <w:sz w:val="21"/>
+          <w:b w:val="0"/>
         </w:rPr>
         <w:t>，12 讲</w:t>
       </w:r>
       <w:r>
         <w:rPr>
           <w:b/>
-          <w:sz w:val="21"/>
         </w:rPr>
         <w:t>二十四缘（缘力体系）</w:t>
       </w:r>
       <w:r>
         <w:rPr>
-          <w:sz w:val="21"/>
+          <w:b w:val="0"/>
         </w:rPr>
         <w:t>，13 讲</w:t>
       </w:r>
       <w:r>
         <w:rPr>
           <w:b/>
-          <w:sz w:val="21"/>
         </w:rPr>
         <w:t>业本身</w:t>
       </w:r>
       <w:r>
         <w:rPr>
-          <w:sz w:val="21"/>
+          <w:b w:val="0"/>
         </w:rPr>
         <w:t xml:space="preserve">的分类与轮回机制。本系列涉十二缘起 </w:t>
       </w:r>
       <w:r>
         <w:rPr>
           <w:b/>
-          <w:sz w:val="21"/>
         </w:rPr>
         <w:t>仅一句带过并注明"详见读书会11"</w:t>
       </w:r>
       <w:r>
         <w:rPr>
-          <w:sz w:val="21"/>
+          <w:b w:val="0"/>
         </w:rPr>
         <w:t xml:space="preserve">；涉业缘机制 </w:t>
       </w:r>
       <w:r>
         <w:rPr>
           <w:b/>
-          <w:sz w:val="21"/>
         </w:rPr>
         <w:t>只作必要衔接、不复述 12 的 24 缘章法</w:t>
       </w:r>
       <w:r>
         <w:rPr>
-          <w:sz w:val="21"/>
+          <w:b w:val="0"/>
         </w:rPr>
         <w:t>。</w:t>
       </w:r>
     </w:p>
     <w:p>
       <w:pPr>
-        <w:ind w:left="340"/>
+        <w:pStyle w:val="ListBullet"/>
       </w:pPr>
       <w:r>
         <w:rPr>
-          <w:color w:val="1F3864"/>
-          <w:sz w:val="21"/>
-        </w:rPr>
-        <w:t xml:space="preserve">• </w:t>
-      </w:r>
-      <w:r>
-        <w:rPr>
-          <w:sz w:val="21"/>
+          <w:b w:val="0"/>
         </w:rPr>
         <w:t>主线一句话：</w:t>
       </w:r>
       <w:r>
         <w:rPr>
           <w:b/>
-          <w:sz w:val="21"/>
         </w:rPr>
         <w:t>W1 立总纲（"思即是业"与原理）→ W2-W3 四类分类法（依作用/次序、依时间/地）→ W4 善不善与三福行事 → W5 临终心路与结生 → W6 同一性与运作定则 → W7 轮回机制与三十一界 → W8 生活启示（转业·慈心）与总结</w:t>
       </w:r>
       <w:r>
         <w:rPr>
-          <w:sz w:val="21"/>
+          <w:b w:val="0"/>
         </w:rPr>
         <w:t>。</w:t>
       </w:r>
     </w:p>
     <w:p>
       <w:pPr>
-        <w:ind w:left="340"/>
+        <w:pStyle w:val="ListBullet"/>
       </w:pPr>
       <w:r>
         <w:rPr>
-          <w:color w:val="1F3864"/>
-          <w:sz w:val="21"/>
-        </w:rPr>
-        <w:t xml:space="preserve">• </w:t>
-      </w:r>
-      <w:r>
-        <w:rPr>
-          <w:sz w:val="21"/>
+          <w:b w:val="0"/>
         </w:rPr>
         <w:t>本系列属</w:t>
       </w:r>
       <w:r>
         <w:rPr>
           <w:b/>
-          <w:sz w:val="21"/>
         </w:rPr>
         <w:t>通用</w:t>
       </w:r>
       <w:r>
         <w:rPr>
-          <w:sz w:val="21"/>
+          <w:b w:val="0"/>
         </w:rPr>
         <w:t>：名相不少，但每周都配</w:t>
       </w:r>
       <w:r>
         <w:rPr>
           <w:b/>
-          <w:sz w:val="21"/>
         </w:rPr>
         <w:t>速览、时间弹性指南、特别提醒</w:t>
       </w:r>
       <w:r>
         <w:rPr>
-          <w:sz w:val="21"/>
+          <w:b w:val="0"/>
         </w:rPr>
         <w:t>三块主持辅助；学员只需</w:t>
       </w:r>
       <w:r>
         <w:rPr>
           <w:b/>
-          <w:sz w:val="21"/>
         </w:rPr>
         <w:t>照读原文、只谈自己</w:t>
       </w:r>
       <w:r>
         <w:rPr>
-          <w:sz w:val="21"/>
+          <w:b w:val="0"/>
         </w:rPr>
         <w:t>，听懂多少算多少。</w:t>
       </w:r>
     </w:p>
     <w:p>
       <w:pPr>
-        <w:ind w:left="340"/>
+        <w:pStyle w:val="ListBullet"/>
       </w:pPr>
       <w:r>
         <w:rPr>
-          <w:color w:val="1F3864"/>
-          <w:sz w:val="21"/>
-        </w:rPr>
-        <w:t xml:space="preserve">• </w:t>
-      </w:r>
-      <w:r>
-        <w:rPr>
-          <w:sz w:val="21"/>
+          <w:b w:val="0"/>
         </w:rPr>
         <w:t>每周共读原文照录自知识库真实文字，材料少则3份、多则4份，</w:t>
       </w:r>
       <w:r>
         <w:rPr>
           <w:b/>
-          <w:sz w:val="21"/>
         </w:rPr>
         <w:t>★核心必读／◈扩展可选</w:t>
       </w:r>
       <w:r>
         <w:rPr>
-          <w:sz w:val="21"/>
+          <w:b w:val="0"/>
         </w:rPr>
         <w:t>，读不完不是失败。</w:t>
       </w:r>
     </w:p>
     <w:p>
       <w:pPr>
-        <w:ind w:left="340"/>
+        <w:pStyle w:val="ListBullet"/>
       </w:pPr>
       <w:r>
         <w:rPr>
-          <w:color w:val="1F3864"/>
-          <w:sz w:val="21"/>
-        </w:rPr>
-        <w:t xml:space="preserve">• </w:t>
-      </w:r>
-      <w:r>
-        <w:rPr>
-          <w:sz w:val="21"/>
+          <w:b w:val="0"/>
         </w:rPr>
         <w:t>本系列</w:t>
       </w:r>
       <w:r>
         <w:rPr>
           <w:b/>
-          <w:sz w:val="21"/>
         </w:rPr>
         <w:t>不展开</w:t>
       </w:r>
       <w:r>
         <w:rPr>
-          <w:sz w:val="21"/>
+          <w:b w:val="0"/>
         </w:rPr>
         <w:t>的内容（已归邻系列，详见第八节"跨系列边界说明"，均在《_制作蓝图_读书13.md》注明）：十二缘起支逐一详讲（归11）、二十四缘缘力机制（归12）、戒条与持戒实践（归04）、八正道各支实践（归10）。</w:t>
       </w:r>
     </w:p>
     <w:p>
-      <w:pPr>
-        <w:spacing w:before="160" w:after="80"/>
-      </w:pPr>
       <w:r>
         <w:rPr>
-          <w:rFonts w:ascii="Microsoft YaHei" w:hAnsi="Microsoft YaHei" w:eastAsia="Microsoft YaHei"/>
           <w:b/>
           <w:color w:val="1F3864"/>
-          <w:sz w:val="28"/>
+          <w:sz w:val="26"/>
         </w:rPr>
         <w:t>二、你不是老师，是"共学同行者"</w:t>
       </w:r>
     </w:p>
     <w:p>
       <w:pPr>
-        <w:ind w:left="340"/>
+        <w:pStyle w:val="ListBullet"/>
       </w:pPr>
       <w:r>
         <w:rPr>
-          <w:color w:val="1F3864"/>
-          <w:sz w:val="21"/>
-        </w:rPr>
-        <w:t xml:space="preserve">• </w:t>
-      </w:r>
-      <w:r>
-        <w:rPr>
-          <w:sz w:val="21"/>
+          <w:b w:val="0"/>
         </w:rPr>
         <w:t>本读书会的每一讲都可以换新主持人；主持人自己也是共学者，</w:t>
       </w:r>
       <w:r>
         <w:rPr>
           <w:b/>
-          <w:sz w:val="21"/>
         </w:rPr>
         <w:t>不需要懂阿毗达摩、不需要解释法义</w:t>
       </w:r>
       <w:r>
         <w:rPr>
-          <w:sz w:val="21"/>
+          <w:b w:val="0"/>
         </w:rPr>
         <w:t>——业与轮回义理深细，讲不清是正常的。</w:t>
       </w:r>
     </w:p>
     <w:p>
       <w:pPr>
-        <w:ind w:left="340"/>
+        <w:pStyle w:val="ListBullet"/>
       </w:pPr>
       <w:r>
         <w:rPr>
-          <w:color w:val="1F3864"/>
-          <w:sz w:val="21"/>
-        </w:rPr>
-        <w:t xml:space="preserve">• </w:t>
-      </w:r>
-      <w:r>
-        <w:rPr>
-          <w:sz w:val="21"/>
+          <w:b w:val="0"/>
         </w:rPr>
         <w:t>你的全部职责：按流程推进、让大家轮流读原文、确保每个人都被听见、时间到了就推进、最后一起回向。</w:t>
       </w:r>
     </w:p>
     <w:p>
       <w:pPr>
-        <w:ind w:left="340"/>
+        <w:pStyle w:val="ListBullet"/>
       </w:pPr>
       <w:r>
         <w:rPr>
-          <w:color w:val="1F3864"/>
-          <w:sz w:val="21"/>
-        </w:rPr>
-        <w:t xml:space="preserve">• </w:t>
-      </w:r>
-      <w:r>
-        <w:rPr>
-          <w:sz w:val="21"/>
+          <w:b w:val="0"/>
         </w:rPr>
         <w:t>有人问"这个词什么意思"——标准答案："我们跟着原文读，读几周自然就熟了。"（实在需要，用一句白话点一下，不展开。）</w:t>
       </w:r>
     </w:p>
     <w:p>
       <w:pPr>
-        <w:ind w:left="340"/>
+        <w:pStyle w:val="ListBullet"/>
       </w:pPr>
       <w:r>
         <w:rPr>
-          <w:color w:val="1F3864"/>
-          <w:sz w:val="21"/>
-        </w:rPr>
-        <w:t xml:space="preserve">• </w:t>
-      </w:r>
-      <w:r>
-        <w:rPr>
-          <w:sz w:val="21"/>
+          <w:b w:val="0"/>
         </w:rPr>
         <w:t>有人问"正确答案是什么"——标准答案："先听听大家的看法。"原文说了什么，比"谁说得对"更重要。</w:t>
       </w:r>
     </w:p>
     <w:p>
       <w:pPr>
-        <w:ind w:left="340"/>
+        <w:pStyle w:val="ListBullet"/>
       </w:pPr>
       <w:r>
         <w:rPr>
-          <w:color w:val="1F3864"/>
-          <w:sz w:val="21"/>
-        </w:rPr>
-        <w:t xml:space="preserve">• </w:t>
-      </w:r>
-      <w:r>
-        <w:rPr>
           <w:b/>
-          <w:sz w:val="21"/>
         </w:rPr>
         <w:t>业与轮回系列特别提示</w:t>
       </w:r>
       <w:r>
         <w:rPr>
-          <w:sz w:val="21"/>
+          <w:b w:val="0"/>
         </w:rPr>
         <w:t>：本系列话题（业、业果、命运、临终、结生、轮回、三十一界）</w:t>
       </w:r>
       <w:r>
         <w:rPr>
           <w:b/>
-          <w:sz w:val="21"/>
         </w:rPr>
         <w:t>最容易滑向两件危险的事——一是宿命论，二是评判他人</w:t>
       </w:r>
       <w:r>
         <w:rPr>
-          <w:sz w:val="21"/>
+          <w:b w:val="0"/>
         </w:rPr>
         <w:t>。主持人的第一功课不是讲解，而是</w:t>
       </w:r>
       <w:r>
         <w:rPr>
           <w:b/>
-          <w:sz w:val="21"/>
         </w:rPr>
         <w:t>守定调</w:t>
       </w:r>
       <w:r>
         <w:rPr>
-          <w:sz w:val="21"/>
+          <w:b w:val="0"/>
         </w:rPr>
         <w:t>——两句护心话贯穿四周：</w:t>
       </w:r>
       <w:r>
         <w:rPr>
           <w:b/>
-          <w:sz w:val="21"/>
         </w:rPr>
         <w:t>①业非宿命论——过去业决定起点，当下可造新业、转业改命；②同一面镜子只照自己——不谈别人，不说别人过得好坏是"因为业"。</w:t>
       </w:r>
     </w:p>
     <w:p>
-      <w:pPr>
-        <w:spacing w:before="160" w:after="80"/>
-      </w:pPr>
       <w:r>
         <w:rPr>
-          <w:rFonts w:ascii="Microsoft YaHei" w:hAnsi="Microsoft YaHei" w:eastAsia="Microsoft YaHei"/>
           <w:b/>
           <w:color w:val="1F3864"/>
-          <w:sz w:val="28"/>
+          <w:sz w:val="26"/>
         </w:rPr>
         <w:t>三、120分钟标准流程（新9环节·每周相同）</w:t>
       </w:r>
@@ -525,7 +464,6 @@
       <w:tblPr>
         <w:tblStyle w:val="TableGrid"/>
         <w:tblW w:type="auto" w:w="0"/>
-        <w:jc w:val="center"/>
         <w:tblLook w:firstColumn="1" w:firstRow="1" w:lastColumn="0" w:lastRow="0" w:noHBand="0" w:noVBand="1" w:val="04A0"/>
       </w:tblPr>
       <w:tblGrid>
@@ -537,17 +475,20 @@
         <w:tc>
           <w:tcPr>
             <w:tcW w:type="dxa" w:w="3213"/>
-            <w:shd w:val="clear" w:color="auto" w:fill="1F3864"/>
+            <w:shd w:val="clear" w:fill="1F3864"/>
           </w:tcPr>
           <w:p>
-            <w:pPr>
-              <w:spacing w:after="20"/>
-            </w:pPr>
             <w:r>
               <w:rPr>
-                <w:b/>
                 <w:color w:val="FFFFFF"/>
-                <w:sz w:val="19"/>
+                <w:sz w:val="18"/>
+              </w:rPr>
+            </w:r>
+            <w:r>
+              <w:rPr>
+                <w:b w:val="0"/>
+                <w:color w:val="FFFFFF"/>
+                <w:sz w:val="18"/>
               </w:rPr>
               <w:t>环节</w:t>
             </w:r>
@@ -556,17 +497,20 @@
         <w:tc>
           <w:tcPr>
             <w:tcW w:type="dxa" w:w="3213"/>
-            <w:shd w:val="clear" w:color="auto" w:fill="1F3864"/>
+            <w:shd w:val="clear" w:fill="1F3864"/>
           </w:tcPr>
           <w:p>
-            <w:pPr>
-              <w:spacing w:after="20"/>
-            </w:pPr>
             <w:r>
               <w:rPr>
-                <w:b/>
                 <w:color w:val="FFFFFF"/>
-                <w:sz w:val="19"/>
+                <w:sz w:val="18"/>
+              </w:rPr>
+            </w:r>
+            <w:r>
+              <w:rPr>
+                <w:b w:val="0"/>
+                <w:color w:val="FFFFFF"/>
+                <w:sz w:val="18"/>
               </w:rPr>
               <w:t>时长</w:t>
             </w:r>
@@ -575,17 +519,20 @@
         <w:tc>
           <w:tcPr>
             <w:tcW w:type="dxa" w:w="3213"/>
-            <w:shd w:val="clear" w:color="auto" w:fill="1F3864"/>
+            <w:shd w:val="clear" w:fill="1F3864"/>
           </w:tcPr>
           <w:p>
-            <w:pPr>
-              <w:spacing w:after="20"/>
-            </w:pPr>
             <w:r>
               <w:rPr>
-                <w:b/>
                 <w:color w:val="FFFFFF"/>
-                <w:sz w:val="19"/>
+                <w:sz w:val="18"/>
+              </w:rPr>
+            </w:r>
+            <w:r>
+              <w:rPr>
+                <w:b w:val="0"/>
+                <w:color w:val="FFFFFF"/>
+                <w:sz w:val="18"/>
               </w:rPr>
               <w:t>内容</w:t>
             </w:r>
@@ -598,12 +545,15 @@
             <w:tcW w:type="dxa" w:w="3213"/>
           </w:tcPr>
           <w:p>
-            <w:pPr>
-              <w:spacing w:after="20"/>
-            </w:pPr>
             <w:r>
               <w:rPr>
-                <w:sz w:val="19"/>
+                <w:sz w:val="18"/>
+              </w:rPr>
+            </w:r>
+            <w:r>
+              <w:rPr>
+                <w:b w:val="0"/>
+                <w:sz w:val="18"/>
               </w:rPr>
               <w:t>🧘 静心开场</w:t>
             </w:r>
@@ -614,12 +564,15 @@
             <w:tcW w:type="dxa" w:w="3213"/>
           </w:tcPr>
           <w:p>
-            <w:pPr>
-              <w:spacing w:after="20"/>
-            </w:pPr>
             <w:r>
               <w:rPr>
-                <w:sz w:val="19"/>
+                <w:sz w:val="18"/>
+              </w:rPr>
+            </w:r>
+            <w:r>
+              <w:rPr>
+                <w:b w:val="0"/>
+                <w:sz w:val="18"/>
               </w:rPr>
               <w:t>10 min</w:t>
             </w:r>
@@ -630,12 +583,15 @@
             <w:tcW w:type="dxa" w:w="3213"/>
           </w:tcPr>
           <w:p>
-            <w:pPr>
-              <w:spacing w:after="20"/>
-            </w:pPr>
             <w:r>
               <w:rPr>
-                <w:sz w:val="19"/>
+                <w:sz w:val="18"/>
+              </w:rPr>
+            </w:r>
+            <w:r>
+              <w:rPr>
+                <w:b w:val="0"/>
+                <w:sz w:val="18"/>
               </w:rPr>
               <w:t>静坐1分钟＋破冰暖场＋心理安全三约定（保密／不评判／可随时暂停）</w:t>
             </w:r>
@@ -646,15 +602,18 @@
         <w:tc>
           <w:tcPr>
             <w:tcW w:type="dxa" w:w="3213"/>
-            <w:shd w:val="clear" w:color="auto" w:fill="F2F2F2"/>
+            <w:shd w:val="clear" w:fill="F2F5FA"/>
           </w:tcPr>
           <w:p>
-            <w:pPr>
-              <w:spacing w:after="20"/>
-            </w:pPr>
             <w:r>
               <w:rPr>
-                <w:sz w:val="19"/>
+                <w:sz w:val="18"/>
+              </w:rPr>
+            </w:r>
+            <w:r>
+              <w:rPr>
+                <w:b w:val="0"/>
+                <w:sz w:val="18"/>
               </w:rPr>
               <w:t>📖 共读原文1</w:t>
             </w:r>
@@ -663,15 +622,18 @@
         <w:tc>
           <w:tcPr>
             <w:tcW w:type="dxa" w:w="3213"/>
-            <w:shd w:val="clear" w:color="auto" w:fill="F2F2F2"/>
+            <w:shd w:val="clear" w:fill="F2F5FA"/>
           </w:tcPr>
           <w:p>
-            <w:pPr>
-              <w:spacing w:after="20"/>
-            </w:pPr>
             <w:r>
               <w:rPr>
-                <w:sz w:val="19"/>
+                <w:sz w:val="18"/>
+              </w:rPr>
+            </w:r>
+            <w:r>
+              <w:rPr>
+                <w:b w:val="0"/>
+                <w:sz w:val="18"/>
               </w:rPr>
               <w:t>20 min</w:t>
             </w:r>
@@ -680,15 +642,18 @@
         <w:tc>
           <w:tcPr>
             <w:tcW w:type="dxa" w:w="3213"/>
-            <w:shd w:val="clear" w:color="auto" w:fill="F2F2F2"/>
+            <w:shd w:val="clear" w:fill="F2F5FA"/>
           </w:tcPr>
           <w:p>
-            <w:pPr>
-              <w:spacing w:after="20"/>
-            </w:pPr>
             <w:r>
               <w:rPr>
-                <w:sz w:val="19"/>
+                <w:sz w:val="18"/>
+              </w:rPr>
+            </w:r>
+            <w:r>
+              <w:rPr>
+                <w:b w:val="0"/>
+                <w:sz w:val="18"/>
               </w:rPr>
               <w:t>原A周共读材料，轮流朗读；★核心必读／◈扩展可选</w:t>
             </w:r>
@@ -701,12 +666,15 @@
             <w:tcW w:type="dxa" w:w="3213"/>
           </w:tcPr>
           <w:p>
-            <w:pPr>
-              <w:spacing w:after="20"/>
-            </w:pPr>
             <w:r>
               <w:rPr>
-                <w:sz w:val="19"/>
+                <w:sz w:val="18"/>
+              </w:rPr>
+            </w:r>
+            <w:r>
+              <w:rPr>
+                <w:b w:val="0"/>
+                <w:sz w:val="18"/>
               </w:rPr>
               <w:t>💬 第一轮分享</w:t>
             </w:r>
@@ -717,12 +685,15 @@
             <w:tcW w:type="dxa" w:w="3213"/>
           </w:tcPr>
           <w:p>
-            <w:pPr>
-              <w:spacing w:after="20"/>
-            </w:pPr>
             <w:r>
               <w:rPr>
-                <w:sz w:val="19"/>
+                <w:sz w:val="18"/>
+              </w:rPr>
+            </w:r>
+            <w:r>
+              <w:rPr>
+                <w:b w:val="0"/>
+                <w:sz w:val="18"/>
               </w:rPr>
               <w:t>10 min</w:t>
             </w:r>
@@ -733,12 +704,15 @@
             <w:tcW w:type="dxa" w:w="3213"/>
           </w:tcPr>
           <w:p>
-            <w:pPr>
-              <w:spacing w:after="20"/>
-            </w:pPr>
             <w:r>
               <w:rPr>
-                <w:sz w:val="19"/>
+                <w:sz w:val="18"/>
+              </w:rPr>
+            </w:r>
+            <w:r>
+              <w:rPr>
+                <w:b w:val="0"/>
+                <w:sz w:val="18"/>
               </w:rPr>
               <w:t>每人说一句"最触动我的话"，只说不评论</w:t>
             </w:r>
@@ -749,15 +723,18 @@
         <w:tc>
           <w:tcPr>
             <w:tcW w:type="dxa" w:w="3213"/>
-            <w:shd w:val="clear" w:color="auto" w:fill="F2F2F2"/>
+            <w:shd w:val="clear" w:fill="F2F5FA"/>
           </w:tcPr>
           <w:p>
-            <w:pPr>
-              <w:spacing w:after="20"/>
-            </w:pPr>
             <w:r>
               <w:rPr>
-                <w:sz w:val="19"/>
+                <w:sz w:val="18"/>
+              </w:rPr>
+            </w:r>
+            <w:r>
+              <w:rPr>
+                <w:b w:val="0"/>
+                <w:sz w:val="18"/>
               </w:rPr>
               <w:t>🎯 第一轮主题讨论</w:t>
             </w:r>
@@ -766,15 +743,18 @@
         <w:tc>
           <w:tcPr>
             <w:tcW w:type="dxa" w:w="3213"/>
-            <w:shd w:val="clear" w:color="auto" w:fill="F2F2F2"/>
+            <w:shd w:val="clear" w:fill="F2F5FA"/>
           </w:tcPr>
           <w:p>
-            <w:pPr>
-              <w:spacing w:after="20"/>
-            </w:pPr>
             <w:r>
               <w:rPr>
-                <w:sz w:val="19"/>
+                <w:sz w:val="18"/>
+              </w:rPr>
+            </w:r>
+            <w:r>
+              <w:rPr>
+                <w:b w:val="0"/>
+                <w:sz w:val="18"/>
               </w:rPr>
               <w:t>10 min</w:t>
             </w:r>
@@ -783,15 +763,18 @@
         <w:tc>
           <w:tcPr>
             <w:tcW w:type="dxa" w:w="3213"/>
-            <w:shd w:val="clear" w:color="auto" w:fill="F2F2F2"/>
+            <w:shd w:val="clear" w:fill="F2F5FA"/>
           </w:tcPr>
           <w:p>
-            <w:pPr>
-              <w:spacing w:after="20"/>
-            </w:pPr>
             <w:r>
               <w:rPr>
-                <w:sz w:val="19"/>
+                <w:sz w:val="18"/>
+              </w:rPr>
+            </w:r>
+            <w:r>
+              <w:rPr>
+                <w:b w:val="0"/>
+                <w:sz w:val="18"/>
               </w:rPr>
               <w:t>分层次引导问题（现象—影响—应对）开放式讨论</w:t>
             </w:r>
@@ -804,12 +787,15 @@
             <w:tcW w:type="dxa" w:w="3213"/>
           </w:tcPr>
           <w:p>
-            <w:pPr>
-              <w:spacing w:after="20"/>
-            </w:pPr>
             <w:r>
               <w:rPr>
-                <w:sz w:val="19"/>
+                <w:sz w:val="18"/>
+              </w:rPr>
+            </w:r>
+            <w:r>
+              <w:rPr>
+                <w:b w:val="0"/>
+                <w:sz w:val="18"/>
               </w:rPr>
               <w:t>🧘 禅修练习</w:t>
             </w:r>
@@ -820,12 +806,15 @@
             <w:tcW w:type="dxa" w:w="3213"/>
           </w:tcPr>
           <w:p>
-            <w:pPr>
-              <w:spacing w:after="20"/>
-            </w:pPr>
             <w:r>
               <w:rPr>
-                <w:sz w:val="19"/>
+                <w:sz w:val="18"/>
+              </w:rPr>
+            </w:r>
+            <w:r>
+              <w:rPr>
+                <w:b w:val="0"/>
+                <w:sz w:val="18"/>
               </w:rPr>
               <w:t>15 min</w:t>
             </w:r>
@@ -836,12 +825,15 @@
             <w:tcW w:type="dxa" w:w="3213"/>
           </w:tcPr>
           <w:p>
-            <w:pPr>
-              <w:spacing w:after="20"/>
-            </w:pPr>
             <w:r>
               <w:rPr>
-                <w:sz w:val="19"/>
+                <w:sz w:val="18"/>
+              </w:rPr>
+            </w:r>
+            <w:r>
+              <w:rPr>
+                <w:b w:val="0"/>
+                <w:sz w:val="18"/>
               </w:rPr>
               <w:t>照读本讲引导词（两段原周次引导词，时间紧取其一）</w:t>
             </w:r>
@@ -852,15 +844,18 @@
         <w:tc>
           <w:tcPr>
             <w:tcW w:type="dxa" w:w="3213"/>
-            <w:shd w:val="clear" w:color="auto" w:fill="F2F2F2"/>
+            <w:shd w:val="clear" w:fill="F2F5FA"/>
           </w:tcPr>
           <w:p>
-            <w:pPr>
-              <w:spacing w:after="20"/>
-            </w:pPr>
             <w:r>
               <w:rPr>
-                <w:sz w:val="19"/>
+                <w:sz w:val="18"/>
+              </w:rPr>
+            </w:r>
+            <w:r>
+              <w:rPr>
+                <w:b w:val="0"/>
+                <w:sz w:val="18"/>
               </w:rPr>
               <w:t>📖 共读原文2</w:t>
             </w:r>
@@ -869,15 +864,18 @@
         <w:tc>
           <w:tcPr>
             <w:tcW w:type="dxa" w:w="3213"/>
-            <w:shd w:val="clear" w:color="auto" w:fill="F2F2F2"/>
+            <w:shd w:val="clear" w:fill="F2F5FA"/>
           </w:tcPr>
           <w:p>
-            <w:pPr>
-              <w:spacing w:after="20"/>
-            </w:pPr>
             <w:r>
               <w:rPr>
-                <w:sz w:val="19"/>
+                <w:sz w:val="18"/>
+              </w:rPr>
+            </w:r>
+            <w:r>
+              <w:rPr>
+                <w:b w:val="0"/>
+                <w:sz w:val="18"/>
               </w:rPr>
               <w:t>20 min</w:t>
             </w:r>
@@ -886,15 +884,18 @@
         <w:tc>
           <w:tcPr>
             <w:tcW w:type="dxa" w:w="3213"/>
-            <w:shd w:val="clear" w:color="auto" w:fill="F2F2F2"/>
+            <w:shd w:val="clear" w:fill="F2F5FA"/>
           </w:tcPr>
           <w:p>
-            <w:pPr>
-              <w:spacing w:after="20"/>
-            </w:pPr>
             <w:r>
               <w:rPr>
-                <w:sz w:val="19"/>
+                <w:sz w:val="18"/>
+              </w:rPr>
+            </w:r>
+            <w:r>
+              <w:rPr>
+                <w:b w:val="0"/>
+                <w:sz w:val="18"/>
               </w:rPr>
               <w:t>原B周共读材料，轮流朗读</w:t>
             </w:r>
@@ -907,12 +908,15 @@
             <w:tcW w:type="dxa" w:w="3213"/>
           </w:tcPr>
           <w:p>
-            <w:pPr>
-              <w:spacing w:after="20"/>
-            </w:pPr>
             <w:r>
               <w:rPr>
-                <w:sz w:val="19"/>
+                <w:sz w:val="18"/>
+              </w:rPr>
+            </w:r>
+            <w:r>
+              <w:rPr>
+                <w:b w:val="0"/>
+                <w:sz w:val="18"/>
               </w:rPr>
               <w:t>💬 第二轮分享</w:t>
             </w:r>
@@ -923,12 +927,15 @@
             <w:tcW w:type="dxa" w:w="3213"/>
           </w:tcPr>
           <w:p>
-            <w:pPr>
-              <w:spacing w:after="20"/>
-            </w:pPr>
             <w:r>
               <w:rPr>
-                <w:sz w:val="19"/>
+                <w:sz w:val="18"/>
+              </w:rPr>
+            </w:r>
+            <w:r>
+              <w:rPr>
+                <w:b w:val="0"/>
+                <w:sz w:val="18"/>
               </w:rPr>
               <w:t>10 min</w:t>
             </w:r>
@@ -939,12 +946,15 @@
             <w:tcW w:type="dxa" w:w="3213"/>
           </w:tcPr>
           <w:p>
-            <w:pPr>
-              <w:spacing w:after="20"/>
-            </w:pPr>
             <w:r>
               <w:rPr>
-                <w:sz w:val="19"/>
+                <w:sz w:val="18"/>
+              </w:rPr>
+            </w:r>
+            <w:r>
+              <w:rPr>
+                <w:b w:val="0"/>
+                <w:sz w:val="18"/>
               </w:rPr>
               <w:t>每人说一句"最触动我的话"</w:t>
             </w:r>
@@ -955,15 +965,18 @@
         <w:tc>
           <w:tcPr>
             <w:tcW w:type="dxa" w:w="3213"/>
-            <w:shd w:val="clear" w:color="auto" w:fill="F2F2F2"/>
+            <w:shd w:val="clear" w:fill="F2F5FA"/>
           </w:tcPr>
           <w:p>
-            <w:pPr>
-              <w:spacing w:after="20"/>
-            </w:pPr>
             <w:r>
               <w:rPr>
-                <w:sz w:val="19"/>
+                <w:sz w:val="18"/>
+              </w:rPr>
+            </w:r>
+            <w:r>
+              <w:rPr>
+                <w:b w:val="0"/>
+                <w:sz w:val="18"/>
               </w:rPr>
               <w:t>🎯 第二轮主题讨论</w:t>
             </w:r>
@@ -972,15 +985,18 @@
         <w:tc>
           <w:tcPr>
             <w:tcW w:type="dxa" w:w="3213"/>
-            <w:shd w:val="clear" w:color="auto" w:fill="F2F2F2"/>
+            <w:shd w:val="clear" w:fill="F2F5FA"/>
           </w:tcPr>
           <w:p>
-            <w:pPr>
-              <w:spacing w:after="20"/>
-            </w:pPr>
             <w:r>
               <w:rPr>
-                <w:sz w:val="19"/>
+                <w:sz w:val="18"/>
+              </w:rPr>
+            </w:r>
+            <w:r>
+              <w:rPr>
+                <w:b w:val="0"/>
+                <w:sz w:val="18"/>
               </w:rPr>
               <w:t>10 min</w:t>
             </w:r>
@@ -989,15 +1005,18 @@
         <w:tc>
           <w:tcPr>
             <w:tcW w:type="dxa" w:w="3213"/>
-            <w:shd w:val="clear" w:color="auto" w:fill="F2F2F2"/>
+            <w:shd w:val="clear" w:fill="F2F5FA"/>
           </w:tcPr>
           <w:p>
-            <w:pPr>
-              <w:spacing w:after="20"/>
-            </w:pPr>
             <w:r>
               <w:rPr>
-                <w:sz w:val="19"/>
+                <w:sz w:val="18"/>
+              </w:rPr>
+            </w:r>
+            <w:r>
+              <w:rPr>
+                <w:b w:val="0"/>
+                <w:sz w:val="18"/>
               </w:rPr>
               <w:t>分层次引导问题开放式讨论</w:t>
             </w:r>
@@ -1010,12 +1029,15 @@
             <w:tcW w:type="dxa" w:w="3213"/>
           </w:tcPr>
           <w:p>
-            <w:pPr>
-              <w:spacing w:after="20"/>
-            </w:pPr>
             <w:r>
               <w:rPr>
-                <w:sz w:val="19"/>
+                <w:sz w:val="18"/>
+              </w:rPr>
+            </w:r>
+            <w:r>
+              <w:rPr>
+                <w:b w:val="0"/>
+                <w:sz w:val="18"/>
               </w:rPr>
               <w:t>🔚 收尾与回向</w:t>
             </w:r>
@@ -1026,12 +1048,15 @@
             <w:tcW w:type="dxa" w:w="3213"/>
           </w:tcPr>
           <w:p>
-            <w:pPr>
-              <w:spacing w:after="20"/>
-            </w:pPr>
             <w:r>
               <w:rPr>
-                <w:sz w:val="19"/>
+                <w:sz w:val="18"/>
+              </w:rPr>
+            </w:r>
+            <w:r>
+              <w:rPr>
+                <w:b w:val="0"/>
+                <w:sz w:val="18"/>
               </w:rPr>
               <w:t>15 min</w:t>
             </w:r>
@@ -1042,12 +1067,15 @@
             <w:tcW w:type="dxa" w:w="3213"/>
           </w:tcPr>
           <w:p>
-            <w:pPr>
-              <w:spacing w:after="20"/>
-            </w:pPr>
             <w:r>
               <w:rPr>
-                <w:sz w:val="19"/>
+                <w:sz w:val="18"/>
+              </w:rPr>
+            </w:r>
+            <w:r>
+              <w:rPr>
+                <w:b w:val="0"/>
+                <w:sz w:val="18"/>
               </w:rPr>
               <w:t>一句话收获→下周预告→作业→回向文（四句）</w:t>
             </w:r>
@@ -1058,157 +1086,118 @@
     <w:p>
       <w:r>
         <w:rPr>
-          <w:sz w:val="21"/>
+          <w:b w:val="0"/>
         </w:rPr>
         <w:t>各环节主持要点（业与轮回系列版）：</w:t>
       </w:r>
     </w:p>
     <w:p>
       <w:pPr>
-        <w:ind w:left="340"/>
+        <w:pStyle w:val="ListBullet"/>
       </w:pPr>
       <w:r>
         <w:rPr>
-          <w:color w:val="1F3864"/>
-          <w:sz w:val="21"/>
-        </w:rPr>
-        <w:t xml:space="preserve">• </w:t>
-      </w:r>
-      <w:r>
-        <w:rPr>
           <w:b/>
-          <w:sz w:val="21"/>
         </w:rPr>
         <w:t>共读原文</w:t>
       </w:r>
       <w:r>
         <w:rPr>
-          <w:sz w:val="21"/>
+          <w:b w:val="0"/>
         </w:rPr>
         <w:t>：遇音声转写段落，括注（ ）内为整理注记、行首时间码为出处标记，朗读时一并跳过。</w:t>
       </w:r>
     </w:p>
     <w:p>
       <w:pPr>
-        <w:ind w:left="340"/>
+        <w:pStyle w:val="ListBullet"/>
       </w:pPr>
       <w:r>
         <w:rPr>
-          <w:color w:val="1F3864"/>
-          <w:sz w:val="21"/>
-        </w:rPr>
-        <w:t xml:space="preserve">• </w:t>
-      </w:r>
-      <w:r>
-        <w:rPr>
           <w:b/>
-          <w:sz w:val="21"/>
         </w:rPr>
         <w:t>第一轮分享</w:t>
       </w:r>
       <w:r>
         <w:rPr>
-          <w:sz w:val="21"/>
+          <w:b w:val="0"/>
         </w:rPr>
         <w:t>："最触动我的话"允许只念原文不发表感想的变体——"这句话我念给大家听"，同样算发言。</w:t>
       </w:r>
     </w:p>
     <w:p>
       <w:pPr>
-        <w:ind w:left="340"/>
+        <w:pStyle w:val="ListBullet"/>
       </w:pPr>
       <w:r>
         <w:rPr>
-          <w:color w:val="1F3864"/>
-          <w:sz w:val="21"/>
-        </w:rPr>
-        <w:t xml:space="preserve">• </w:t>
-      </w:r>
-      <w:r>
-        <w:rPr>
           <w:b/>
-          <w:sz w:val="21"/>
         </w:rPr>
         <w:t>主题讨论</w:t>
       </w:r>
       <w:r>
         <w:rPr>
-          <w:sz w:val="21"/>
+          <w:b w:val="0"/>
         </w:rPr>
         <w:t>：涉及"我是不是命中注定""我造的业会不会报应我""他过得不好是不是因为业"这类问题时，先申明"说与不说都好，说的时候只说自己"，并用当周定调词安顿（见第七节）。</w:t>
       </w:r>
     </w:p>
     <w:p>
       <w:pPr>
-        <w:ind w:left="340"/>
+        <w:pStyle w:val="ListBullet"/>
       </w:pPr>
       <w:r>
         <w:rPr>
-          <w:color w:val="1F3864"/>
-          <w:sz w:val="21"/>
-        </w:rPr>
-        <w:t xml:space="preserve">• </w:t>
-      </w:r>
-      <w:r>
-        <w:rPr>
           <w:b/>
-          <w:sz w:val="21"/>
         </w:rPr>
         <w:t>禅修练习</w:t>
       </w:r>
       <w:r>
         <w:rPr>
-          <w:sz w:val="21"/>
+          <w:b w:val="0"/>
         </w:rPr>
         <w:t>：本系列练习均为零门槛的观察与慈心练习；不引导任何人"追求境界"、不承诺"修了就会转运／开悟"。</w:t>
       </w:r>
     </w:p>
     <w:p>
       <w:pPr>
-        <w:spacing w:before="40" w:after="80"/>
-        <w:ind w:left="283"/>
-        <w:shd w:val="clear" w:color="auto" w:fill="EEF2F8"/>
+        <w:ind w:left="170"/>
         <w:pBdr>
-          <w:left w:val="single" w:sz="20" w:space="6" w:color="1F3864"/>
+          <w:left w:val="single" w:sz="18" w:space="4" w:color="1F3864"/>
         </w:pBdr>
+        <w:shd w:val="clear" w:fill="F2F5FA"/>
       </w:pPr>
       <w:r>
         <w:rPr>
-          <w:sz w:val="20"/>
+          <w:b w:val="0"/>
         </w:rPr>
         <w:t>⏱ 每一讲都附《时间弹性指南》：以"若前段超时（收紧）／若时间富余（放宽）"两列给出即时调整，</w:t>
       </w:r>
       <w:r>
         <w:rPr>
           <w:b/>
-          <w:sz w:val="20"/>
         </w:rPr>
         <w:t>120分钟总时长属硬约束、不得改动</w:t>
       </w:r>
       <w:r>
         <w:rPr>
-          <w:sz w:val="20"/>
+          <w:b w:val="0"/>
         </w:rPr>
         <w:t>。</w:t>
       </w:r>
       <w:r>
         <w:rPr>
           <w:b/>
-          <w:sz w:val="20"/>
         </w:rPr>
         <w:t>原则：讨论比读完重要，体验比讲完重要。</w:t>
       </w:r>
     </w:p>
     <w:p>
-      <w:pPr>
-        <w:spacing w:before="160" w:after="80"/>
-      </w:pPr>
       <w:r>
         <w:rPr>
-          <w:rFonts w:ascii="Microsoft YaHei" w:hAnsi="Microsoft YaHei" w:eastAsia="Microsoft YaHei"/>
           <w:b/>
           <w:color w:val="1F3864"/>
-          <w:sz w:val="28"/>
+          <w:sz w:val="26"/>
         </w:rPr>
         <w:t>四、主持人10条守则</w:t>
       </w:r>
@@ -1216,21 +1205,17 @@
     <w:p>
       <w:r>
         <w:rPr>
-          <w:sz w:val="21"/>
+          <w:b w:val="0"/>
         </w:rPr>
         <w:t>① 先到、先静、先安顿自己——主持人的松弛是这个场最稳的"缘"；② 不讲解、不提供答案——让原文自己说话；③ 一次只请一位发言，不打断、不点名施压；④ 涉及业力、命运、临终、结生、轮回的话题保持柔和，回到"当下可做的因"；⑤ 有人情绪起伏，先安顿人、其次才是内容（共情→停顿约30秒→再导回"我们能改变的是什么"）；⑥ 不确定处说"我们把它记下来，下次请教"，不硬编；⑦ 照录原文照读，不擅自增删改；⑧ 时间到了就推进，用"我们还有大约五分钟"而不是"快点"；⑨ 禅修练习照读引导词即可，不承诺"修了就会好"，不比较谁修得好；⑩ 结束一起回向，把功德分享给一切有情。</w:t>
       </w:r>
     </w:p>
     <w:p>
-      <w:pPr>
-        <w:spacing w:before="160" w:after="80"/>
-      </w:pPr>
       <w:r>
         <w:rPr>
-          <w:rFonts w:ascii="Microsoft YaHei" w:hAnsi="Microsoft YaHei" w:eastAsia="Microsoft YaHei"/>
           <w:b/>
           <w:color w:val="1F3864"/>
-          <w:sz w:val="28"/>
+          <w:sz w:val="26"/>
         </w:rPr>
         <w:t>五、本系列四周主线一览表</w:t>
       </w:r>
@@ -1239,7 +1224,6 @@
       <w:tblPr>
         <w:tblStyle w:val="TableGrid"/>
         <w:tblW w:type="auto" w:w="0"/>
-        <w:jc w:val="center"/>
         <w:tblLook w:firstColumn="1" w:firstRow="1" w:lastColumn="0" w:lastRow="0" w:noHBand="0" w:noVBand="1" w:val="04A0"/>
       </w:tblPr>
       <w:tblGrid>
@@ -1253,17 +1237,20 @@
         <w:tc>
           <w:tcPr>
             <w:tcW w:type="dxa" w:w="1928"/>
-            <w:shd w:val="clear" w:color="auto" w:fill="1F3864"/>
+            <w:shd w:val="clear" w:fill="1F3864"/>
           </w:tcPr>
           <w:p>
-            <w:pPr>
-              <w:spacing w:after="20"/>
-            </w:pPr>
             <w:r>
               <w:rPr>
-                <w:b/>
                 <w:color w:val="FFFFFF"/>
-                <w:sz w:val="19"/>
+                <w:sz w:val="18"/>
+              </w:rPr>
+            </w:r>
+            <w:r>
+              <w:rPr>
+                <w:b w:val="0"/>
+                <w:color w:val="FFFFFF"/>
+                <w:sz w:val="18"/>
               </w:rPr>
               <w:t>周</w:t>
             </w:r>
@@ -1272,17 +1259,20 @@
         <w:tc>
           <w:tcPr>
             <w:tcW w:type="dxa" w:w="1928"/>
-            <w:shd w:val="clear" w:color="auto" w:fill="1F3864"/>
+            <w:shd w:val="clear" w:fill="1F3864"/>
           </w:tcPr>
           <w:p>
-            <w:pPr>
-              <w:spacing w:after="20"/>
-            </w:pPr>
             <w:r>
               <w:rPr>
-                <w:b/>
                 <w:color w:val="FFFFFF"/>
-                <w:sz w:val="19"/>
+                <w:sz w:val="18"/>
+              </w:rPr>
+            </w:r>
+            <w:r>
+              <w:rPr>
+                <w:b w:val="0"/>
+                <w:color w:val="FFFFFF"/>
+                <w:sz w:val="18"/>
               </w:rPr>
               <w:t>标题</w:t>
             </w:r>
@@ -1291,17 +1281,20 @@
         <w:tc>
           <w:tcPr>
             <w:tcW w:type="dxa" w:w="1928"/>
-            <w:shd w:val="clear" w:color="auto" w:fill="1F3864"/>
+            <w:shd w:val="clear" w:fill="1F3864"/>
           </w:tcPr>
           <w:p>
-            <w:pPr>
-              <w:spacing w:after="20"/>
-            </w:pPr>
             <w:r>
               <w:rPr>
-                <w:b/>
                 <w:color w:val="FFFFFF"/>
-                <w:sz w:val="19"/>
+                <w:sz w:val="18"/>
+              </w:rPr>
+            </w:r>
+            <w:r>
+              <w:rPr>
+                <w:b w:val="0"/>
+                <w:color w:val="FFFFFF"/>
+                <w:sz w:val="18"/>
               </w:rPr>
               <w:t>核心问题</w:t>
             </w:r>
@@ -1310,17 +1303,20 @@
         <w:tc>
           <w:tcPr>
             <w:tcW w:type="dxa" w:w="1928"/>
-            <w:shd w:val="clear" w:color="auto" w:fill="1F3864"/>
+            <w:shd w:val="clear" w:fill="1F3864"/>
           </w:tcPr>
           <w:p>
-            <w:pPr>
-              <w:spacing w:after="20"/>
-            </w:pPr>
             <w:r>
               <w:rPr>
-                <w:b/>
                 <w:color w:val="FFFFFF"/>
-                <w:sz w:val="19"/>
+                <w:sz w:val="18"/>
+              </w:rPr>
+            </w:r>
+            <w:r>
+              <w:rPr>
+                <w:b w:val="0"/>
+                <w:color w:val="FFFFFF"/>
+                <w:sz w:val="18"/>
               </w:rPr>
               <w:t>共读材料（★核心为主）</w:t>
             </w:r>
@@ -1329,17 +1325,20 @@
         <w:tc>
           <w:tcPr>
             <w:tcW w:type="dxa" w:w="1928"/>
-            <w:shd w:val="clear" w:color="auto" w:fill="1F3864"/>
+            <w:shd w:val="clear" w:fill="1F3864"/>
           </w:tcPr>
           <w:p>
-            <w:pPr>
-              <w:spacing w:after="20"/>
-            </w:pPr>
             <w:r>
               <w:rPr>
-                <w:b/>
                 <w:color w:val="FFFFFF"/>
-                <w:sz w:val="19"/>
+                <w:sz w:val="18"/>
+              </w:rPr>
+            </w:r>
+            <w:r>
+              <w:rPr>
+                <w:b w:val="0"/>
+                <w:color w:val="FFFFFF"/>
+                <w:sz w:val="18"/>
               </w:rPr>
               <w:t>作业方向</w:t>
             </w:r>
@@ -1352,12 +1351,15 @@
             <w:tcW w:type="dxa" w:w="1928"/>
           </w:tcPr>
           <w:p>
-            <w:pPr>
-              <w:spacing w:after="20"/>
-            </w:pPr>
             <w:r>
               <w:rPr>
-                <w:sz w:val="19"/>
+                <w:sz w:val="18"/>
+              </w:rPr>
+            </w:r>
+            <w:r>
+              <w:rPr>
+                <w:b w:val="0"/>
+                <w:sz w:val="18"/>
               </w:rPr>
               <w:t>第1周（业的总说与四类分类）</w:t>
             </w:r>
@@ -1368,12 +1370,15 @@
             <w:tcW w:type="dxa" w:w="1928"/>
           </w:tcPr>
           <w:p>
-            <w:pPr>
-              <w:spacing w:after="20"/>
-            </w:pPr>
             <w:r>
               <w:rPr>
-                <w:sz w:val="19"/>
+                <w:sz w:val="18"/>
+              </w:rPr>
+            </w:r>
+            <w:r>
+              <w:rPr>
+                <w:b w:val="0"/>
+                <w:sz w:val="18"/>
               </w:rPr>
               <w:t>业的总说——"思即是业"与原理　｜　业的分类（一）——依作用与依成熟次序</w:t>
             </w:r>
@@ -1384,12 +1389,15 @@
             <w:tcW w:type="dxa" w:w="1928"/>
           </w:tcPr>
           <w:p>
-            <w:pPr>
-              <w:spacing w:after="20"/>
-            </w:pPr>
             <w:r>
               <w:rPr>
-                <w:sz w:val="19"/>
+                <w:sz w:val="18"/>
+              </w:rPr>
+            </w:r>
+            <w:r>
+              <w:rPr>
+                <w:b w:val="0"/>
+                <w:sz w:val="18"/>
               </w:rPr>
               <w:t>什么是业？为何说"思即是业"？身语意三业如何运作？为何业非宿命论？　｜　令生/支持/阻碍/毁坏业各干什么？临终"重→惯行→临死→已作"谁先熟？当下还能做什么？</w:t>
             </w:r>
@@ -1400,12 +1408,15 @@
             <w:tcW w:type="dxa" w:w="1928"/>
           </w:tcPr>
           <w:p>
-            <w:pPr>
-              <w:spacing w:after="20"/>
-            </w:pPr>
             <w:r>
               <w:rPr>
-                <w:sz w:val="19"/>
+                <w:sz w:val="18"/>
+              </w:rPr>
+            </w:r>
+            <w:r>
+              <w:rPr>
+                <w:b w:val="0"/>
+                <w:sz w:val="18"/>
               </w:rPr>
               <w:t>①《第40讲业缘2》②《24缘释义第12讲业缘2》③《第145课业的运作定则1》　｜　①《第42讲业缘4（共修版）》②《24缘教学36》③《148讲毁坏业》</w:t>
             </w:r>
@@ -1416,12 +1427,15 @@
             <w:tcW w:type="dxa" w:w="1928"/>
           </w:tcPr>
           <w:p>
-            <w:pPr>
-              <w:spacing w:after="20"/>
-            </w:pPr>
             <w:r>
               <w:rPr>
-                <w:sz w:val="19"/>
+                <w:sz w:val="18"/>
+              </w:rPr>
+            </w:r>
+            <w:r>
+              <w:rPr>
+                <w:b w:val="0"/>
+                <w:sz w:val="18"/>
               </w:rPr>
               <w:t>说出"思即是业"与身语意三业；用一段话说明"业不是宿命论"；记录一个本周的念头与其造作之门　｜　说清四业作用与排队次序；写下本周想做的一件"小善行"，让它成为惯行业</w:t>
             </w:r>
@@ -1432,15 +1446,18 @@
         <w:tc>
           <w:tcPr>
             <w:tcW w:type="dxa" w:w="1928"/>
-            <w:shd w:val="clear" w:color="auto" w:fill="F2F2F2"/>
+            <w:shd w:val="clear" w:fill="F2F5FA"/>
           </w:tcPr>
           <w:p>
-            <w:pPr>
-              <w:spacing w:after="20"/>
-            </w:pPr>
             <w:r>
               <w:rPr>
-                <w:sz w:val="19"/>
+                <w:sz w:val="18"/>
+              </w:rPr>
+            </w:r>
+            <w:r>
+              <w:rPr>
+                <w:b w:val="0"/>
+                <w:sz w:val="18"/>
               </w:rPr>
               <w:t>第2周（业的成熟与善不善业）</w:t>
             </w:r>
@@ -1449,15 +1466,18 @@
         <w:tc>
           <w:tcPr>
             <w:tcW w:type="dxa" w:w="1928"/>
-            <w:shd w:val="clear" w:color="auto" w:fill="F2F2F2"/>
+            <w:shd w:val="clear" w:fill="F2F5FA"/>
           </w:tcPr>
           <w:p>
-            <w:pPr>
-              <w:spacing w:after="20"/>
-            </w:pPr>
             <w:r>
               <w:rPr>
-                <w:sz w:val="19"/>
+                <w:sz w:val="18"/>
+              </w:rPr>
+            </w:r>
+            <w:r>
+              <w:rPr>
+                <w:b w:val="0"/>
+                <w:sz w:val="18"/>
               </w:rPr>
               <w:t>业的分类（二）——依成熟时间与依成熟地　｜　善业、不善业与三福行事</w:t>
             </w:r>
@@ -1466,15 +1486,18 @@
         <w:tc>
           <w:tcPr>
             <w:tcW w:type="dxa" w:w="1928"/>
-            <w:shd w:val="clear" w:color="auto" w:fill="F2F2F2"/>
+            <w:shd w:val="clear" w:fill="F2F5FA"/>
           </w:tcPr>
           <w:p>
-            <w:pPr>
-              <w:spacing w:after="20"/>
-            </w:pPr>
             <w:r>
               <w:rPr>
-                <w:sz w:val="19"/>
+                <w:sz w:val="18"/>
+              </w:rPr>
+            </w:r>
+            <w:r>
+              <w:rPr>
+                <w:b w:val="0"/>
+                <w:sz w:val="18"/>
               </w:rPr>
               <w:t>现法/次生/后后/无效业各何时熟？不善/欲界/色界/无色界善各致何结生？条件里哪些当下能动？　｜　十不善/十善各是什么？《小业分别经》十四种业说明什么？三福行事为何人人可上手？</w:t>
             </w:r>
@@ -1483,15 +1506,18 @@
         <w:tc>
           <w:tcPr>
             <w:tcW w:type="dxa" w:w="1928"/>
-            <w:shd w:val="clear" w:color="auto" w:fill="F2F2F2"/>
+            <w:shd w:val="clear" w:fill="F2F5FA"/>
           </w:tcPr>
           <w:p>
-            <w:pPr>
-              <w:spacing w:after="20"/>
-            </w:pPr>
             <w:r>
               <w:rPr>
-                <w:sz w:val="19"/>
+                <w:sz w:val="18"/>
+              </w:rPr>
+            </w:r>
+            <w:r>
+              <w:rPr>
+                <w:b w:val="0"/>
+                <w:sz w:val="18"/>
               </w:rPr>
               <w:t>①《第43讲业缘5（共修版）》②《24缘教学37》③《145讲摄离路7》　｜　①《第41讲业缘3（共修版）》②《149讲十善业》③《第11讲因缘2》</w:t>
             </w:r>
@@ -1500,15 +1526,18 @@
         <w:tc>
           <w:tcPr>
             <w:tcW w:type="dxa" w:w="1928"/>
-            <w:shd w:val="clear" w:color="auto" w:fill="F2F2F2"/>
+            <w:shd w:val="clear" w:fill="F2F5FA"/>
           </w:tcPr>
           <w:p>
-            <w:pPr>
-              <w:spacing w:after="20"/>
-            </w:pPr>
             <w:r>
               <w:rPr>
-                <w:sz w:val="19"/>
+                <w:sz w:val="18"/>
+              </w:rPr>
+            </w:r>
+            <w:r>
+              <w:rPr>
+                <w:b w:val="0"/>
+                <w:sz w:val="18"/>
               </w:rPr>
               <w:t>说清四成熟时间业；"因＋条件"给生活的启发；写下一件"新业"及其想种的条件　｜　列出十善十不善并各举一例；说清"不布施与布施"的道理；写下本周一件最小善及其所属福行事</w:t>
             </w:r>
@@ -1521,12 +1550,15 @@
             <w:tcW w:type="dxa" w:w="1928"/>
           </w:tcPr>
           <w:p>
-            <w:pPr>
-              <w:spacing w:after="20"/>
-            </w:pPr>
             <w:r>
               <w:rPr>
-                <w:sz w:val="19"/>
+                <w:sz w:val="18"/>
+              </w:rPr>
+            </w:r>
+            <w:r>
+              <w:rPr>
+                <w:b w:val="0"/>
+                <w:sz w:val="18"/>
               </w:rPr>
               <w:t>第3周（临终结生与业之定则）</w:t>
             </w:r>
@@ -1537,12 +1569,15 @@
             <w:tcW w:type="dxa" w:w="1928"/>
           </w:tcPr>
           <w:p>
-            <w:pPr>
-              <w:spacing w:after="20"/>
-            </w:pPr>
             <w:r>
               <w:rPr>
-                <w:sz w:val="19"/>
+                <w:sz w:val="18"/>
+              </w:rPr>
+            </w:r>
+            <w:r>
+              <w:rPr>
+                <w:b w:val="0"/>
+                <w:sz w:val="18"/>
               </w:rPr>
               <w:t>临终心路与结生　｜　业的同一性、多样性与运作定则</w:t>
             </w:r>
@@ -1553,12 +1588,15 @@
             <w:tcW w:type="dxa" w:w="1928"/>
           </w:tcPr>
           <w:p>
-            <w:pPr>
-              <w:spacing w:after="20"/>
-            </w:pPr>
             <w:r>
               <w:rPr>
-                <w:sz w:val="19"/>
+                <w:sz w:val="18"/>
+              </w:rPr>
+            </w:r>
+            <w:r>
+              <w:rPr>
+                <w:b w:val="0"/>
+                <w:sz w:val="18"/>
               </w:rPr>
               <w:t>临终心路如何运作？有分→死亡→结生怎样相续？三趣相是什么？为何无中阴？　｜　什么是同一性理？一组业为何能有四种作用？四成就与四失坏是什么？今天该怎样做？</w:t>
             </w:r>
@@ -1569,12 +1607,15 @@
             <w:tcW w:type="dxa" w:w="1928"/>
           </w:tcPr>
           <w:p>
-            <w:pPr>
-              <w:spacing w:after="20"/>
-            </w:pPr>
             <w:r>
               <w:rPr>
-                <w:sz w:val="19"/>
+                <w:sz w:val="18"/>
+              </w:rPr>
+            </w:r>
+            <w:r>
+              <w:rPr>
+                <w:b w:val="0"/>
+                <w:sz w:val="18"/>
               </w:rPr>
               <w:t>①《阿毗达摩讲要(下)》②《第18讲无间缘2（共修版）》③《令生业与临终关怀》　｜　①《24缘释义第12讲业缘2》②《第42讲业缘4（共修版）》③《24缘教学36》④《第147讲业的作用》</w:t>
             </w:r>
@@ -1585,12 +1626,15 @@
             <w:tcW w:type="dxa" w:w="1928"/>
           </w:tcPr>
           <w:p>
-            <w:pPr>
-              <w:spacing w:after="20"/>
-            </w:pPr>
             <w:r>
               <w:rPr>
-                <w:sz w:val="19"/>
+                <w:sz w:val="18"/>
+              </w:rPr>
+            </w:r>
+            <w:r>
+              <w:rPr>
+                <w:b w:val="0"/>
+                <w:sz w:val="18"/>
               </w:rPr>
               <w:t>说明心路/离心路之别与离心路三种心；三趣相举例；写出本周愿培养的一个"善的惯行"　｜　说明同一性理与"准备—实施—回想"；说出四成就四失坏；练习一件小事上的"前善中善后善"</w:t>
             </w:r>
@@ -1601,15 +1645,18 @@
         <w:tc>
           <w:tcPr>
             <w:tcW w:type="dxa" w:w="1928"/>
-            <w:shd w:val="clear" w:color="auto" w:fill="F2F2F2"/>
+            <w:shd w:val="clear" w:fill="F2F5FA"/>
           </w:tcPr>
           <w:p>
-            <w:pPr>
-              <w:spacing w:after="20"/>
-            </w:pPr>
             <w:r>
               <w:rPr>
-                <w:sz w:val="19"/>
+                <w:sz w:val="18"/>
+              </w:rPr>
+            </w:r>
+            <w:r>
+              <w:rPr>
+                <w:b w:val="0"/>
+                <w:sz w:val="18"/>
               </w:rPr>
               <w:t>第4周（轮回机制与生活启示）</w:t>
             </w:r>
@@ -1618,15 +1665,18 @@
         <w:tc>
           <w:tcPr>
             <w:tcW w:type="dxa" w:w="1928"/>
-            <w:shd w:val="clear" w:color="auto" w:fill="F2F2F2"/>
+            <w:shd w:val="clear" w:fill="F2F5FA"/>
           </w:tcPr>
           <w:p>
-            <w:pPr>
-              <w:spacing w:after="20"/>
-            </w:pPr>
             <w:r>
               <w:rPr>
-                <w:sz w:val="19"/>
+                <w:sz w:val="18"/>
+              </w:rPr>
+            </w:r>
+            <w:r>
+              <w:rPr>
+                <w:b w:val="0"/>
+                <w:sz w:val="18"/>
               </w:rPr>
               <w:t>轮回的机制与三十一界　｜　业论的生活启示与总结</w:t>
             </w:r>
@@ -1635,15 +1685,18 @@
         <w:tc>
           <w:tcPr>
             <w:tcW w:type="dxa" w:w="1928"/>
-            <w:shd w:val="clear" w:color="auto" w:fill="F2F2F2"/>
+            <w:shd w:val="clear" w:fill="F2F5FA"/>
           </w:tcPr>
           <w:p>
-            <w:pPr>
-              <w:spacing w:after="20"/>
-            </w:pPr>
             <w:r>
               <w:rPr>
-                <w:sz w:val="19"/>
+                <w:sz w:val="18"/>
+              </w:rPr>
+            </w:r>
+            <w:r>
+              <w:rPr>
+                <w:b w:val="0"/>
+                <w:sz w:val="18"/>
               </w:rPr>
               <w:t>六道是哪六道？三十一界由哪四生存地合成？盲龟浮木喻什么？人生难得该怎么用？　｜　业是命中注定吗？什么是"转业"？"心转业转"怎么理解？慈心为何是善的入口？</w:t>
             </w:r>
@@ -1652,15 +1705,18 @@
         <w:tc>
           <w:tcPr>
             <w:tcW w:type="dxa" w:w="1928"/>
-            <w:shd w:val="clear" w:color="auto" w:fill="F2F2F2"/>
+            <w:shd w:val="clear" w:fill="F2F5FA"/>
           </w:tcPr>
           <w:p>
-            <w:pPr>
-              <w:spacing w:after="20"/>
-            </w:pPr>
             <w:r>
               <w:rPr>
-                <w:sz w:val="19"/>
+                <w:sz w:val="18"/>
+              </w:rPr>
+            </w:r>
+            <w:r>
+              <w:rPr>
+                <w:b w:val="0"/>
+                <w:sz w:val="18"/>
               </w:rPr>
               <w:t>①《2024大佛寺康复营01》②《如来禅修体系84摄离路分别1》③《生命的意义(袖珍本)》　｜　①《生命的意义(袖珍本)》②《2021雨安居学生营02》③《阿毗达摩轻松谈》④《24缘教学39》</w:t>
             </w:r>
@@ -1669,15 +1725,18 @@
         <w:tc>
           <w:tcPr>
             <w:tcW w:type="dxa" w:w="1928"/>
-            <w:shd w:val="clear" w:color="auto" w:fill="F2F2F2"/>
+            <w:shd w:val="clear" w:fill="F2F5FA"/>
           </w:tcPr>
           <w:p>
-            <w:pPr>
-              <w:spacing w:after="20"/>
-            </w:pPr>
             <w:r>
               <w:rPr>
-                <w:sz w:val="19"/>
+                <w:sz w:val="18"/>
+              </w:rPr>
+            </w:r>
+            <w:r>
+              <w:rPr>
+                <w:b w:val="0"/>
+                <w:sz w:val="18"/>
               </w:rPr>
               <w:t>说出六道与四生存地合成三十一界；举三个寿量数字；复述"盲龟浮木"；写下本周愿珍惜的一件小事　｜　说出业果框架；解释"转业"与"心转业转"；写下一件"当下可做的因"；四周回顾一句话</w:t>
             </w:r>
@@ -1687,43 +1746,82 @@
     </w:tbl>
     <w:p>
       <w:pPr>
-        <w:spacing w:before="40" w:after="80"/>
-        <w:ind w:left="283"/>
-        <w:shd w:val="clear" w:color="auto" w:fill="EEF2F8"/>
+        <w:ind w:left="170"/>
         <w:pBdr>
-          <w:left w:val="single" w:sz="20" w:space="6" w:color="1F3864"/>
+          <w:left w:val="single" w:sz="18" w:space="4" w:color="1F3864"/>
         </w:pBdr>
+        <w:shd w:val="clear" w:fill="F2F5FA"/>
       </w:pPr>
       <w:r>
         <w:rPr>
-          <w:sz w:val="20"/>
+          <w:b w:val="0"/>
         </w:rPr>
-        <w:t>注： ① 表中材料名称为</w:t>
+        <w:t>注：</w:t>
+      </w:r>
+    </w:p>
+    <w:p>
+      <w:pPr>
+        <w:ind w:left="170"/>
+        <w:pBdr>
+          <w:left w:val="single" w:sz="18" w:space="4" w:color="1F3864"/>
+        </w:pBdr>
+        <w:shd w:val="clear" w:fill="F2F5FA"/>
+      </w:pPr>
+      <w:r>
+        <w:rPr>
+          <w:b w:val="0"/>
+        </w:rPr>
+        <w:t>① 表中材料名称为</w:t>
       </w:r>
       <w:r>
         <w:rPr>
           <w:b/>
-          <w:sz w:val="20"/>
         </w:rPr>
         <w:t>缩写记法</w:t>
       </w:r>
       <w:r>
         <w:rPr>
-          <w:sz w:val="20"/>
+          <w:b w:val="0"/>
         </w:rPr>
-        <w:t>（完整标题与完整 media_id 见各周文档与《原文全集》）；W3④、W7④等补充／扩展材料为备选。 ② 本表"核心问题"与"作业方向"为提纲挈领的提示，以各周文档信息卡中的3个讨论题与作业布置为准。 ③ 音声类材料在共读文本中标注"（依据录音转写整理，已校对明显同音错字）"。</w:t>
+        <w:t>（完整标题与完整 media_id 见各周文档与《原文全集》）；W3④、W7④等补充／扩展材料为备选。</w:t>
       </w:r>
     </w:p>
     <w:p>
       <w:pPr>
-        <w:spacing w:before="160" w:after="80"/>
+        <w:ind w:left="170"/>
+        <w:pBdr>
+          <w:left w:val="single" w:sz="18" w:space="4" w:color="1F3864"/>
+        </w:pBdr>
+        <w:shd w:val="clear" w:fill="F2F5FA"/>
       </w:pPr>
       <w:r>
         <w:rPr>
-          <w:rFonts w:ascii="Microsoft YaHei" w:hAnsi="Microsoft YaHei" w:eastAsia="Microsoft YaHei"/>
+          <w:b w:val="0"/>
+        </w:rPr>
+        <w:t>② 本表"核心问题"与"作业方向"为提纲挈领的提示，以各周文档信息卡中的3个讨论题与作业布置为准。</w:t>
+      </w:r>
+    </w:p>
+    <w:p>
+      <w:pPr>
+        <w:ind w:left="170"/>
+        <w:pBdr>
+          <w:left w:val="single" w:sz="18" w:space="4" w:color="1F3864"/>
+        </w:pBdr>
+        <w:shd w:val="clear" w:fill="F2F5FA"/>
+      </w:pPr>
+      <w:r>
+        <w:rPr>
+          <w:b w:val="0"/>
+        </w:rPr>
+        <w:t>③ 音声类材料在共读文本中标注"（依据录音转写整理，已校对明显同音错字）"。</w:t>
+      </w:r>
+    </w:p>
+    <w:p>
+      <w:r>
+        <w:rPr>
           <w:b/>
           <w:color w:val="1F3864"/>
-          <w:sz w:val="28"/>
+          <w:sz w:val="26"/>
         </w:rPr>
         <w:t>六、共读材料怎么读（编号定位、组合总览与共用文件说明）</w:t>
       </w:r>
@@ -1732,13 +1830,12 @@
       <w:r>
         <w:rPr>
           <w:b/>
-          <w:sz w:val="21"/>
         </w:rPr>
         <w:t>每周材料组合总览</w:t>
       </w:r>
       <w:r>
         <w:rPr>
-          <w:sz w:val="21"/>
+          <w:b w:val="0"/>
         </w:rPr>
         <w:t>（材料名称照录自各周文档《本周信息卡》；★／◈以文档内实际标注为准；完整 media_id 见各周文档与《原文全集》）：</w:t>
       </w:r>
@@ -1747,7 +1844,6 @@
       <w:tblPr>
         <w:tblStyle w:val="TableGrid"/>
         <w:tblW w:type="auto" w:w="0"/>
-        <w:jc w:val="center"/>
         <w:tblLook w:firstColumn="1" w:firstRow="1" w:lastColumn="0" w:lastRow="0" w:noHBand="0" w:noVBand="1" w:val="04A0"/>
       </w:tblPr>
       <w:tblGrid>
@@ -1760,17 +1856,20 @@
         <w:tc>
           <w:tcPr>
             <w:tcW w:type="dxa" w:w="2409"/>
-            <w:shd w:val="clear" w:color="auto" w:fill="1F3864"/>
+            <w:shd w:val="clear" w:fill="1F3864"/>
           </w:tcPr>
           <w:p>
-            <w:pPr>
-              <w:spacing w:after="20"/>
-            </w:pPr>
             <w:r>
               <w:rPr>
-                <w:b/>
                 <w:color w:val="FFFFFF"/>
-                <w:sz w:val="19"/>
+                <w:sz w:val="18"/>
+              </w:rPr>
+            </w:r>
+            <w:r>
+              <w:rPr>
+                <w:b w:val="0"/>
+                <w:color w:val="FFFFFF"/>
+                <w:sz w:val="18"/>
               </w:rPr>
               <w:t>周</w:t>
             </w:r>
@@ -1779,17 +1878,20 @@
         <w:tc>
           <w:tcPr>
             <w:tcW w:type="dxa" w:w="2409"/>
-            <w:shd w:val="clear" w:color="auto" w:fill="1F3864"/>
+            <w:shd w:val="clear" w:fill="1F3864"/>
           </w:tcPr>
           <w:p>
-            <w:pPr>
-              <w:spacing w:after="20"/>
-            </w:pPr>
             <w:r>
               <w:rPr>
-                <w:b/>
                 <w:color w:val="FFFFFF"/>
-                <w:sz w:val="19"/>
+                <w:sz w:val="18"/>
+              </w:rPr>
+            </w:r>
+            <w:r>
+              <w:rPr>
+                <w:b w:val="0"/>
+                <w:color w:val="FFFFFF"/>
+                <w:sz w:val="18"/>
               </w:rPr>
               <w:t>共读主材料（★核心）</w:t>
             </w:r>
@@ -1798,17 +1900,20 @@
         <w:tc>
           <w:tcPr>
             <w:tcW w:type="dxa" w:w="2409"/>
-            <w:shd w:val="clear" w:color="auto" w:fill="1F3864"/>
+            <w:shd w:val="clear" w:fill="1F3864"/>
           </w:tcPr>
           <w:p>
-            <w:pPr>
-              <w:spacing w:after="20"/>
-            </w:pPr>
             <w:r>
               <w:rPr>
-                <w:b/>
                 <w:color w:val="FFFFFF"/>
-                <w:sz w:val="19"/>
+                <w:sz w:val="18"/>
+              </w:rPr>
+            </w:r>
+            <w:r>
+              <w:rPr>
+                <w:b w:val="0"/>
+                <w:color w:val="FFFFFF"/>
+                <w:sz w:val="18"/>
               </w:rPr>
               <w:t>补充/扩展（◈）</w:t>
             </w:r>
@@ -1817,17 +1922,20 @@
         <w:tc>
           <w:tcPr>
             <w:tcW w:type="dxa" w:w="2409"/>
-            <w:shd w:val="clear" w:color="auto" w:fill="1F3864"/>
+            <w:shd w:val="clear" w:fill="1F3864"/>
           </w:tcPr>
           <w:p>
-            <w:pPr>
-              <w:spacing w:after="20"/>
-            </w:pPr>
             <w:r>
               <w:rPr>
-                <w:b/>
                 <w:color w:val="FFFFFF"/>
-                <w:sz w:val="19"/>
+                <w:sz w:val="18"/>
+              </w:rPr>
+            </w:r>
+            <w:r>
+              <w:rPr>
+                <w:b w:val="0"/>
+                <w:color w:val="FFFFFF"/>
+                <w:sz w:val="18"/>
               </w:rPr>
               <w:t>延伸阅读备选（学员版末尾）</w:t>
             </w:r>
@@ -1840,12 +1948,15 @@
             <w:tcW w:type="dxa" w:w="2409"/>
           </w:tcPr>
           <w:p>
-            <w:pPr>
-              <w:spacing w:after="20"/>
-            </w:pPr>
             <w:r>
               <w:rPr>
-                <w:sz w:val="19"/>
+                <w:sz w:val="18"/>
+              </w:rPr>
+            </w:r>
+            <w:r>
+              <w:rPr>
+                <w:b w:val="0"/>
+                <w:sz w:val="18"/>
               </w:rPr>
               <w:t>第1周（业的总说与四类分类）</w:t>
             </w:r>
@@ -1856,12 +1967,15 @@
             <w:tcW w:type="dxa" w:w="2409"/>
           </w:tcPr>
           <w:p>
-            <w:pPr>
-              <w:spacing w:after="20"/>
-            </w:pPr>
             <w:r>
               <w:rPr>
-                <w:sz w:val="19"/>
+                <w:sz w:val="18"/>
+              </w:rPr>
+            </w:r>
+            <w:r>
+              <w:rPr>
+                <w:b w:val="0"/>
+                <w:sz w:val="18"/>
               </w:rPr>
               <w:t>①《第40讲业缘2》②《24缘释义第12讲业缘2》　｜　①《第42讲业缘4（共修版）》②《24缘教学36》</w:t>
             </w:r>
@@ -1872,12 +1986,15 @@
             <w:tcW w:type="dxa" w:w="2409"/>
           </w:tcPr>
           <w:p>
-            <w:pPr>
-              <w:spacing w:after="20"/>
-            </w:pPr>
             <w:r>
               <w:rPr>
-                <w:sz w:val="19"/>
+                <w:sz w:val="18"/>
+              </w:rPr>
+            </w:r>
+            <w:r>
+              <w:rPr>
+                <w:b w:val="0"/>
+                <w:sz w:val="18"/>
               </w:rPr>
               <w:t>③《第145课业的运作定则1》　｜　③《148讲毁坏业》④《第148课（共修版·备选）》</w:t>
             </w:r>
@@ -1888,12 +2005,15 @@
             <w:tcW w:type="dxa" w:w="2409"/>
           </w:tcPr>
           <w:p>
-            <w:pPr>
-              <w:spacing w:after="20"/>
-            </w:pPr>
             <w:r>
               <w:rPr>
-                <w:sz w:val="19"/>
+                <w:sz w:val="18"/>
+              </w:rPr>
+            </w:r>
+            <w:r>
+              <w:rPr>
+                <w:b w:val="0"/>
+                <w:sz w:val="18"/>
               </w:rPr>
               <w:t>—　｜　第42讲／24缘教学36／第148课</w:t>
             </w:r>
@@ -1904,15 +2024,18 @@
         <w:tc>
           <w:tcPr>
             <w:tcW w:type="dxa" w:w="2409"/>
-            <w:shd w:val="clear" w:color="auto" w:fill="F2F2F2"/>
+            <w:shd w:val="clear" w:fill="F2F5FA"/>
           </w:tcPr>
           <w:p>
-            <w:pPr>
-              <w:spacing w:after="20"/>
-            </w:pPr>
             <w:r>
               <w:rPr>
-                <w:sz w:val="19"/>
+                <w:sz w:val="18"/>
+              </w:rPr>
+            </w:r>
+            <w:r>
+              <w:rPr>
+                <w:b w:val="0"/>
+                <w:sz w:val="18"/>
               </w:rPr>
               <w:t>第2周（业的成熟与善不善业）</w:t>
             </w:r>
@@ -1921,15 +2044,18 @@
         <w:tc>
           <w:tcPr>
             <w:tcW w:type="dxa" w:w="2409"/>
-            <w:shd w:val="clear" w:color="auto" w:fill="F2F2F2"/>
+            <w:shd w:val="clear" w:fill="F2F5FA"/>
           </w:tcPr>
           <w:p>
-            <w:pPr>
-              <w:spacing w:after="20"/>
-            </w:pPr>
             <w:r>
               <w:rPr>
-                <w:sz w:val="19"/>
+                <w:sz w:val="18"/>
+              </w:rPr>
+            </w:r>
+            <w:r>
+              <w:rPr>
+                <w:b w:val="0"/>
+                <w:sz w:val="18"/>
               </w:rPr>
               <w:t>①《第43讲业缘5（共修版）》②《24缘教学37》　｜　①《第41讲业缘3（共修版）》②《149讲十善业》</w:t>
             </w:r>
@@ -1938,15 +2064,18 @@
         <w:tc>
           <w:tcPr>
             <w:tcW w:type="dxa" w:w="2409"/>
-            <w:shd w:val="clear" w:color="auto" w:fill="F2F2F2"/>
+            <w:shd w:val="clear" w:fill="F2F5FA"/>
           </w:tcPr>
           <w:p>
-            <w:pPr>
-              <w:spacing w:after="20"/>
-            </w:pPr>
             <w:r>
               <w:rPr>
-                <w:sz w:val="19"/>
+                <w:sz w:val="18"/>
+              </w:rPr>
+            </w:r>
+            <w:r>
+              <w:rPr>
+                <w:b w:val="0"/>
+                <w:sz w:val="18"/>
               </w:rPr>
               <w:t>③《145讲摄离路7》④《第43讲业缘5（音声·备选）》　｜　③《第11讲因缘2》</w:t>
             </w:r>
@@ -1955,15 +2084,18 @@
         <w:tc>
           <w:tcPr>
             <w:tcW w:type="dxa" w:w="2409"/>
-            <w:shd w:val="clear" w:color="auto" w:fill="F2F2F2"/>
+            <w:shd w:val="clear" w:fill="F2F5FA"/>
           </w:tcPr>
           <w:p>
-            <w:pPr>
-              <w:spacing w:after="20"/>
-            </w:pPr>
             <w:r>
               <w:rPr>
-                <w:sz w:val="19"/>
+                <w:sz w:val="18"/>
+              </w:rPr>
+            </w:r>
+            <w:r>
+              <w:rPr>
+                <w:b w:val="0"/>
+                <w:sz w:val="18"/>
               </w:rPr>
               <w:t>第43讲／24缘教学37　｜　第41讲／149讲／第11讲／十福业禅修营-01</w:t>
             </w:r>
@@ -1976,12 +2108,15 @@
             <w:tcW w:type="dxa" w:w="2409"/>
           </w:tcPr>
           <w:p>
-            <w:pPr>
-              <w:spacing w:after="20"/>
-            </w:pPr>
             <w:r>
               <w:rPr>
-                <w:sz w:val="19"/>
+                <w:sz w:val="18"/>
+              </w:rPr>
+            </w:r>
+            <w:r>
+              <w:rPr>
+                <w:b w:val="0"/>
+                <w:sz w:val="18"/>
               </w:rPr>
               <w:t>第3周（临终结生与业之定则）</w:t>
             </w:r>
@@ -1992,12 +2127,15 @@
             <w:tcW w:type="dxa" w:w="2409"/>
           </w:tcPr>
           <w:p>
-            <w:pPr>
-              <w:spacing w:after="20"/>
-            </w:pPr>
             <w:r>
               <w:rPr>
-                <w:sz w:val="19"/>
+                <w:sz w:val="18"/>
+              </w:rPr>
+            </w:r>
+            <w:r>
+              <w:rPr>
+                <w:b w:val="0"/>
+                <w:sz w:val="18"/>
               </w:rPr>
               <w:t>①《阿毗达摩讲要(下)》②《第18讲无间缘2（共修版）》③《令生业与临终关怀》　｜　①《24缘释义第12讲业缘2》②《第42讲业缘4（共修版）》③《24缘教学36》</w:t>
             </w:r>
@@ -2008,12 +2146,15 @@
             <w:tcW w:type="dxa" w:w="2409"/>
           </w:tcPr>
           <w:p>
-            <w:pPr>
-              <w:spacing w:after="20"/>
-            </w:pPr>
             <w:r>
               <w:rPr>
-                <w:sz w:val="19"/>
+                <w:sz w:val="18"/>
+              </w:rPr>
+            </w:r>
+            <w:r>
+              <w:rPr>
+                <w:b w:val="0"/>
+                <w:sz w:val="18"/>
               </w:rPr>
               <w:t>—　｜　④《第147讲业的作用（补搜）》</w:t>
             </w:r>
@@ -2024,12 +2165,15 @@
             <w:tcW w:type="dxa" w:w="2409"/>
           </w:tcPr>
           <w:p>
-            <w:pPr>
-              <w:spacing w:after="20"/>
-            </w:pPr>
             <w:r>
               <w:rPr>
-                <w:sz w:val="19"/>
+                <w:sz w:val="18"/>
+              </w:rPr>
+            </w:r>
+            <w:r>
+              <w:rPr>
+                <w:b w:val="0"/>
+                <w:sz w:val="18"/>
               </w:rPr>
               <w:t>第18讲／令生业与临终关怀　｜　第42讲／24缘教学36／第147讲</w:t>
             </w:r>
@@ -2040,15 +2184,18 @@
         <w:tc>
           <w:tcPr>
             <w:tcW w:type="dxa" w:w="2409"/>
-            <w:shd w:val="clear" w:color="auto" w:fill="F2F2F2"/>
+            <w:shd w:val="clear" w:fill="F2F5FA"/>
           </w:tcPr>
           <w:p>
-            <w:pPr>
-              <w:spacing w:after="20"/>
-            </w:pPr>
             <w:r>
               <w:rPr>
-                <w:sz w:val="19"/>
+                <w:sz w:val="18"/>
+              </w:rPr>
+            </w:r>
+            <w:r>
+              <w:rPr>
+                <w:b w:val="0"/>
+                <w:sz w:val="18"/>
               </w:rPr>
               <w:t>第4周（轮回机制与生活启示）</w:t>
             </w:r>
@@ -2057,15 +2204,18 @@
         <w:tc>
           <w:tcPr>
             <w:tcW w:type="dxa" w:w="2409"/>
-            <w:shd w:val="clear" w:color="auto" w:fill="F2F2F2"/>
+            <w:shd w:val="clear" w:fill="F2F5FA"/>
           </w:tcPr>
           <w:p>
-            <w:pPr>
-              <w:spacing w:after="20"/>
-            </w:pPr>
             <w:r>
               <w:rPr>
-                <w:sz w:val="19"/>
+                <w:sz w:val="18"/>
+              </w:rPr>
+            </w:r>
+            <w:r>
+              <w:rPr>
+                <w:b w:val="0"/>
+                <w:sz w:val="18"/>
               </w:rPr>
               <w:t>①《2024大佛寺康复营01》②《如来禅修体系84摄离路分别1》③《生命的意义(袖珍本)》　｜　①《生命的意义(袖珍本)》②《2021雨安居学生营02》③《阿毗达摩轻松谈》</w:t>
             </w:r>
@@ -2074,15 +2224,18 @@
         <w:tc>
           <w:tcPr>
             <w:tcW w:type="dxa" w:w="2409"/>
-            <w:shd w:val="clear" w:color="auto" w:fill="F2F2F2"/>
+            <w:shd w:val="clear" w:fill="F2F5FA"/>
           </w:tcPr>
           <w:p>
-            <w:pPr>
-              <w:spacing w:after="20"/>
-            </w:pPr>
             <w:r>
               <w:rPr>
-                <w:sz w:val="19"/>
+                <w:sz w:val="18"/>
+              </w:rPr>
+            </w:r>
+            <w:r>
+              <w:rPr>
+                <w:b w:val="0"/>
+                <w:sz w:val="18"/>
               </w:rPr>
               <w:t>④《阿毗达摩7摄离路139-152讲义（备选）》　｜　④《24缘教学39（补搜）》</w:t>
             </w:r>
@@ -2091,15 +2244,18 @@
         <w:tc>
           <w:tcPr>
             <w:tcW w:type="dxa" w:w="2409"/>
-            <w:shd w:val="clear" w:color="auto" w:fill="F2F2F2"/>
+            <w:shd w:val="clear" w:fill="F2F5FA"/>
           </w:tcPr>
           <w:p>
-            <w:pPr>
-              <w:spacing w:after="20"/>
-            </w:pPr>
             <w:r>
               <w:rPr>
-                <w:sz w:val="19"/>
+                <w:sz w:val="18"/>
+              </w:rPr>
+            </w:r>
+            <w:r>
+              <w:rPr>
+                <w:b w:val="0"/>
+                <w:sz w:val="18"/>
               </w:rPr>
               <w:t>生命的意义／阿毗达摩轻松谈　｜　生命的意义／阿毗达摩轻松谈／24缘教学39</w:t>
             </w:r>
@@ -2111,166 +2267,126 @@
       <w:r>
         <w:rPr>
           <w:b/>
-          <w:sz w:val="21"/>
         </w:rPr>
         <w:t>编号定位</w:t>
       </w:r>
       <w:r>
         <w:rPr>
-          <w:sz w:val="21"/>
+          <w:b w:val="0"/>
         </w:rPr>
         <w:t>：①＝主材料；②③…＝其余共读材料（含主材料二、补充与扩展，具体以各周信息卡"共读原文提要"为准）；</w:t>
       </w:r>
       <w:r>
         <w:rPr>
           <w:b/>
-          <w:sz w:val="21"/>
         </w:rPr>
         <w:t>★＝核心必读、◈＝扩展可选</w:t>
       </w:r>
       <w:r>
         <w:rPr>
-          <w:sz w:val="21"/>
+          <w:b w:val="0"/>
         </w:rPr>
         <w:t>。</w:t>
       </w:r>
     </w:p>
     <w:p>
       <w:pPr>
-        <w:ind w:left="340"/>
+        <w:pStyle w:val="ListBullet"/>
       </w:pPr>
       <w:r>
         <w:rPr>
-          <w:color w:val="1F3864"/>
-          <w:sz w:val="21"/>
-        </w:rPr>
-        <w:t xml:space="preserve">• </w:t>
-      </w:r>
-      <w:r>
-        <w:rPr>
           <w:b/>
-          <w:sz w:val="21"/>
         </w:rPr>
         <w:t>同文件跨周共用（本系列内部，v2.3 段落级口径，照录与信息行均须注明"同文件不同章节"）</w:t>
       </w:r>
       <w:r>
         <w:rPr>
-          <w:sz w:val="21"/>
+          <w:b w:val="0"/>
         </w:rPr>
         <w:t>：《24缘释义第12讲业缘2》为 W1 与 W6 共用（W1 取〈四类划分总览〉、W6 取〈同一性理与成就失坏〉）；《第42讲业缘4（共修版）》为 W2 与 W6 共用（W2 取〈依作用分类〉、W6 取〈同一性理〉）；《24缘教学36》为 W2 与 W6 共用（W2 取〈依作用分类与三方面定律〉、W6 取〈同一性理与善心连贯〉）；《生命的意义(袖珍本)》为 W7 与 W8 共用（W7 取〈轮回漫长/人生难得〉、W8 取〈生命的意义/精神财富/业果框架〉）。</w:t>
       </w:r>
     </w:p>
     <w:p>
       <w:pPr>
-        <w:ind w:left="340"/>
+        <w:pStyle w:val="ListBullet"/>
       </w:pPr>
       <w:r>
         <w:rPr>
-          <w:color w:val="1F3864"/>
-          <w:sz w:val="21"/>
-        </w:rPr>
-        <w:t xml:space="preserve">• </w:t>
-      </w:r>
-      <w:r>
-        <w:rPr>
           <w:b/>
-          <w:sz w:val="21"/>
         </w:rPr>
         <w:t>与既有系列强共用（须段落级查重＋注明）</w:t>
       </w:r>
       <w:r>
         <w:rPr>
-          <w:sz w:val="21"/>
+          <w:b w:val="0"/>
         </w:rPr>
         <w:t>：《阿毗达摩讲要(下)》为读书会04 第1/8周、读书会11 第5-6周已用文件——本系列 W5 取〈死生法则／离心路／结生章节〉，已在照录与信息行注明"与读书会04第1周、读书会11第5周同文件不同段落"。</w:t>
       </w:r>
     </w:p>
     <w:p>
       <w:pPr>
-        <w:ind w:left="340"/>
+        <w:pStyle w:val="ListBullet"/>
       </w:pPr>
       <w:r>
         <w:rPr>
-          <w:color w:val="1F3864"/>
-          <w:sz w:val="21"/>
-        </w:rPr>
-        <w:t xml:space="preserve">• </w:t>
-      </w:r>
-      <w:r>
-        <w:rPr>
           <w:b/>
-          <w:sz w:val="21"/>
         </w:rPr>
         <w:t>与读书会14强共用（同文件同章，13线让出）</w:t>
       </w:r>
       <w:r>
         <w:rPr>
-          <w:sz w:val="21"/>
+          <w:b w:val="0"/>
         </w:rPr>
         <w:t>：《阿毗达摩轻松谈》第十一章〈结论·知识和实践〉由</w:t>
       </w:r>
       <w:r>
         <w:rPr>
           <w:b/>
-          <w:sz w:val="21"/>
         </w:rPr>
         <w:t>读书会14第8周</w:t>
       </w:r>
       <w:r>
         <w:rPr>
-          <w:sz w:val="21"/>
+          <w:b w:val="0"/>
         </w:rPr>
         <w:t xml:space="preserve">照录，本系列 W8 </w:t>
       </w:r>
       <w:r>
         <w:rPr>
           <w:b/>
-          <w:sz w:val="21"/>
         </w:rPr>
         <w:t>不复述该章</w:t>
       </w:r>
       <w:r>
         <w:rPr>
-          <w:sz w:val="21"/>
+          <w:b w:val="0"/>
         </w:rPr>
         <w:t>（仅取第七章〈业〉、第九章〈再生的本质〉），已在照录与信息行注明。</w:t>
       </w:r>
     </w:p>
     <w:p>
       <w:pPr>
-        <w:ind w:left="340"/>
+        <w:pStyle w:val="ListBullet"/>
       </w:pPr>
       <w:r>
         <w:rPr>
-          <w:color w:val="1F3864"/>
-          <w:sz w:val="21"/>
-        </w:rPr>
-        <w:t xml:space="preserve">• </w:t>
-      </w:r>
-      <w:r>
-        <w:rPr>
           <w:b/>
-          <w:sz w:val="21"/>
         </w:rPr>
         <w:t>缺口补搜</w:t>
       </w:r>
       <w:r>
         <w:rPr>
-          <w:sz w:val="21"/>
+          <w:b w:val="0"/>
         </w:rPr>
         <w:t>：W6《第147讲·业的作用》（秃耳天女／速行心造业）、W8《24缘教学39》（转业）系子代理补搜命中，完整 id 已写入照录；W7"盲龟浮木"由《生命的意义(袖珍本)》承担。</w:t>
       </w:r>
     </w:p>
     <w:p>
-      <w:pPr>
-        <w:spacing w:before="160" w:after="80"/>
-      </w:pPr>
       <w:r>
         <w:rPr>
-          <w:rFonts w:ascii="Microsoft YaHei" w:hAnsi="Microsoft YaHei" w:eastAsia="Microsoft YaHei"/>
           <w:b/>
           <w:color w:val="1F3864"/>
-          <w:sz w:val="28"/>
+          <w:sz w:val="26"/>
         </w:rPr>
         <w:t>七、心理安全与定调词（本系列重点）</w:t>
       </w:r>
@@ -2278,20 +2394,19 @@
     <w:p>
       <w:r>
         <w:rPr>
-          <w:sz w:val="21"/>
+          <w:b w:val="0"/>
         </w:rPr>
         <w:t>业与轮回主题敏感，</w:t>
       </w:r>
       <w:r>
         <w:rPr>
           <w:b/>
-          <w:sz w:val="21"/>
         </w:rPr>
         <w:t>每周特别提醒均含心理安全指引</w:t>
       </w:r>
       <w:r>
         <w:rPr>
-          <w:sz w:val="21"/>
+          <w:b w:val="0"/>
         </w:rPr>
         <w:t>；总纲定调如下：</w:t>
       </w:r>
@@ -2300,7 +2415,6 @@
       <w:tblPr>
         <w:tblStyle w:val="TableGrid"/>
         <w:tblW w:type="auto" w:w="0"/>
-        <w:jc w:val="center"/>
         <w:tblLook w:firstColumn="1" w:firstRow="1" w:lastColumn="0" w:lastRow="0" w:noHBand="0" w:noVBand="1" w:val="04A0"/>
       </w:tblPr>
       <w:tblGrid>
@@ -2312,17 +2426,20 @@
         <w:tc>
           <w:tcPr>
             <w:tcW w:type="dxa" w:w="3213"/>
-            <w:shd w:val="clear" w:color="auto" w:fill="1F3864"/>
+            <w:shd w:val="clear" w:fill="1F3864"/>
           </w:tcPr>
           <w:p>
-            <w:pPr>
-              <w:spacing w:after="20"/>
-            </w:pPr>
             <w:r>
               <w:rPr>
-                <w:b/>
                 <w:color w:val="FFFFFF"/>
-                <w:sz w:val="19"/>
+                <w:sz w:val="18"/>
+              </w:rPr>
+            </w:r>
+            <w:r>
+              <w:rPr>
+                <w:b w:val="0"/>
+                <w:color w:val="FFFFFF"/>
+                <w:sz w:val="18"/>
               </w:rPr>
               <w:t>周</w:t>
             </w:r>
@@ -2331,17 +2448,20 @@
         <w:tc>
           <w:tcPr>
             <w:tcW w:type="dxa" w:w="3213"/>
-            <w:shd w:val="clear" w:color="auto" w:fill="1F3864"/>
+            <w:shd w:val="clear" w:fill="1F3864"/>
           </w:tcPr>
           <w:p>
-            <w:pPr>
-              <w:spacing w:after="20"/>
-            </w:pPr>
             <w:r>
               <w:rPr>
-                <w:b/>
                 <w:color w:val="FFFFFF"/>
-                <w:sz w:val="19"/>
+                <w:sz w:val="18"/>
+              </w:rPr>
+            </w:r>
+            <w:r>
+              <w:rPr>
+                <w:b w:val="0"/>
+                <w:color w:val="FFFFFF"/>
+                <w:sz w:val="18"/>
               </w:rPr>
               <w:t>风险点</w:t>
             </w:r>
@@ -2350,17 +2470,20 @@
         <w:tc>
           <w:tcPr>
             <w:tcW w:type="dxa" w:w="3213"/>
-            <w:shd w:val="clear" w:color="auto" w:fill="1F3864"/>
+            <w:shd w:val="clear" w:fill="1F3864"/>
           </w:tcPr>
           <w:p>
-            <w:pPr>
-              <w:spacing w:after="20"/>
-            </w:pPr>
             <w:r>
               <w:rPr>
-                <w:b/>
                 <w:color w:val="FFFFFF"/>
-                <w:sz w:val="19"/>
+                <w:sz w:val="18"/>
+              </w:rPr>
+            </w:r>
+            <w:r>
+              <w:rPr>
+                <w:b w:val="0"/>
+                <w:color w:val="FFFFFF"/>
+                <w:sz w:val="18"/>
               </w:rPr>
               <w:t>定调词（护心话）</w:t>
             </w:r>
@@ -2373,12 +2496,15 @@
             <w:tcW w:type="dxa" w:w="3213"/>
           </w:tcPr>
           <w:p>
-            <w:pPr>
-              <w:spacing w:after="20"/>
-            </w:pPr>
             <w:r>
               <w:rPr>
-                <w:sz w:val="19"/>
+                <w:sz w:val="18"/>
+              </w:rPr>
+            </w:r>
+            <w:r>
+              <w:rPr>
+                <w:b w:val="0"/>
+                <w:sz w:val="18"/>
               </w:rPr>
               <w:t>第1周（业的总说与四类分类）</w:t>
             </w:r>
@@ -2389,12 +2515,15 @@
             <w:tcW w:type="dxa" w:w="3213"/>
           </w:tcPr>
           <w:p>
-            <w:pPr>
-              <w:spacing w:after="20"/>
-            </w:pPr>
             <w:r>
               <w:rPr>
-                <w:sz w:val="19"/>
+                <w:sz w:val="18"/>
+              </w:rPr>
+            </w:r>
+            <w:r>
+              <w:rPr>
+                <w:b w:val="0"/>
+                <w:sz w:val="18"/>
               </w:rPr>
               <w:t>"命中注定"恐惧　｜　重业/临死业渲染恐怖、对号入座</w:t>
             </w:r>
@@ -2405,26 +2534,29 @@
             <w:tcW w:type="dxa" w:w="3213"/>
           </w:tcPr>
           <w:p>
-            <w:pPr>
-              <w:spacing w:after="20"/>
-            </w:pPr>
+            <w:r>
+              <w:rPr>
+                <w:sz w:val="18"/>
+              </w:rPr>
+            </w:r>
             <w:r>
               <w:rPr>
                 <w:b/>
-                <w:sz w:val="19"/>
+                <w:sz w:val="18"/>
               </w:rPr>
               <w:t>业非宿命论——过去业决定起点，当下可造新业、转业改命。</w:t>
             </w:r>
             <w:r>
               <w:rPr>
-                <w:sz w:val="19"/>
+                <w:b w:val="0"/>
+                <w:sz w:val="18"/>
               </w:rPr>
               <w:t xml:space="preserve">　｜　</w:t>
             </w:r>
             <w:r>
               <w:rPr>
                 <w:b/>
-                <w:sz w:val="19"/>
+                <w:sz w:val="18"/>
               </w:rPr>
               <w:t>只讲法则、不评人；因上努力，果上随缘。</w:t>
             </w:r>
@@ -2435,15 +2567,18 @@
         <w:tc>
           <w:tcPr>
             <w:tcW w:type="dxa" w:w="3213"/>
-            <w:shd w:val="clear" w:color="auto" w:fill="F2F2F2"/>
+            <w:shd w:val="clear" w:fill="F2F5FA"/>
           </w:tcPr>
           <w:p>
-            <w:pPr>
-              <w:spacing w:after="20"/>
-            </w:pPr>
             <w:r>
               <w:rPr>
-                <w:sz w:val="19"/>
+                <w:sz w:val="18"/>
+              </w:rPr>
+            </w:r>
+            <w:r>
+              <w:rPr>
+                <w:b w:val="0"/>
+                <w:sz w:val="18"/>
               </w:rPr>
               <w:t>第2周（业的成熟与善不善业）</w:t>
             </w:r>
@@ -2452,15 +2587,18 @@
         <w:tc>
           <w:tcPr>
             <w:tcW w:type="dxa" w:w="3213"/>
-            <w:shd w:val="clear" w:color="auto" w:fill="F2F2F2"/>
+            <w:shd w:val="clear" w:fill="F2F5FA"/>
           </w:tcPr>
           <w:p>
-            <w:pPr>
-              <w:spacing w:after="20"/>
-            </w:pPr>
             <w:r>
               <w:rPr>
-                <w:sz w:val="19"/>
+                <w:sz w:val="18"/>
+              </w:rPr>
+            </w:r>
+            <w:r>
+              <w:rPr>
+                <w:b w:val="0"/>
+                <w:sz w:val="18"/>
               </w:rPr>
               <w:t>"分类"被误读为宿命　｜　十善十不善被拿去评判他人</w:t>
             </w:r>
@@ -2469,29 +2607,32 @@
         <w:tc>
           <w:tcPr>
             <w:tcW w:type="dxa" w:w="3213"/>
-            <w:shd w:val="clear" w:color="auto" w:fill="F2F2F2"/>
+            <w:shd w:val="clear" w:fill="F2F5FA"/>
           </w:tcPr>
           <w:p>
-            <w:pPr>
-              <w:spacing w:after="20"/>
-            </w:pPr>
+            <w:r>
+              <w:rPr>
+                <w:sz w:val="18"/>
+              </w:rPr>
+            </w:r>
             <w:r>
               <w:rPr>
                 <w:b/>
-                <w:sz w:val="19"/>
+                <w:sz w:val="18"/>
               </w:rPr>
               <w:t>成熟要靠因＋条件，条件里总有当下能动的一环。</w:t>
             </w:r>
             <w:r>
               <w:rPr>
-                <w:sz w:val="19"/>
+                <w:b w:val="0"/>
+                <w:sz w:val="18"/>
               </w:rPr>
               <w:t xml:space="preserve">　｜　</w:t>
             </w:r>
             <w:r>
               <w:rPr>
                 <w:b/>
-                <w:sz w:val="19"/>
+                <w:sz w:val="18"/>
               </w:rPr>
               <w:t>同一面镜子只照自己——不评判任何人。</w:t>
             </w:r>
@@ -2504,12 +2645,15 @@
             <w:tcW w:type="dxa" w:w="3213"/>
           </w:tcPr>
           <w:p>
-            <w:pPr>
-              <w:spacing w:after="20"/>
-            </w:pPr>
             <w:r>
               <w:rPr>
-                <w:sz w:val="19"/>
+                <w:sz w:val="18"/>
+              </w:rPr>
+            </w:r>
+            <w:r>
+              <w:rPr>
+                <w:b w:val="0"/>
+                <w:sz w:val="18"/>
               </w:rPr>
               <w:t>第3周（临终结生与业之定则）</w:t>
             </w:r>
@@ -2520,12 +2664,15 @@
             <w:tcW w:type="dxa" w:w="3213"/>
           </w:tcPr>
           <w:p>
-            <w:pPr>
-              <w:spacing w:after="20"/>
-            </w:pPr>
             <w:r>
               <w:rPr>
-                <w:sz w:val="19"/>
+                <w:sz w:val="18"/>
+              </w:rPr>
+            </w:r>
+            <w:r>
+              <w:rPr>
+                <w:b w:val="0"/>
+                <w:sz w:val="18"/>
               </w:rPr>
               <w:t>死亡/结生引发不安　｜　拿"同一性"评判人 / 滑向宿命</w:t>
             </w:r>
@@ -2536,26 +2683,29 @@
             <w:tcW w:type="dxa" w:w="3213"/>
           </w:tcPr>
           <w:p>
-            <w:pPr>
-              <w:spacing w:after="20"/>
-            </w:pPr>
+            <w:r>
+              <w:rPr>
+                <w:sz w:val="18"/>
+              </w:rPr>
+            </w:r>
             <w:r>
               <w:rPr>
                 <w:b/>
-                <w:sz w:val="19"/>
+                <w:sz w:val="18"/>
               </w:rPr>
               <w:t>语气平和、不渲染恐怖、不恐吓不承诺；落点在"栽培善的惯行"。</w:t>
             </w:r>
             <w:r>
               <w:rPr>
-                <w:sz w:val="19"/>
+                <w:b w:val="0"/>
+                <w:sz w:val="18"/>
               </w:rPr>
               <w:t xml:space="preserve">　｜　</w:t>
             </w:r>
             <w:r>
               <w:rPr>
                 <w:b/>
-                <w:sz w:val="19"/>
+                <w:sz w:val="18"/>
               </w:rPr>
               <w:t>一组业可多作用——当下善心才是最有把握的一环。</w:t>
             </w:r>
@@ -2566,15 +2716,18 @@
         <w:tc>
           <w:tcPr>
             <w:tcW w:type="dxa" w:w="3213"/>
-            <w:shd w:val="clear" w:color="auto" w:fill="F2F2F2"/>
+            <w:shd w:val="clear" w:fill="F2F5FA"/>
           </w:tcPr>
           <w:p>
-            <w:pPr>
-              <w:spacing w:after="20"/>
-            </w:pPr>
             <w:r>
               <w:rPr>
-                <w:sz w:val="19"/>
+                <w:sz w:val="18"/>
+              </w:rPr>
+            </w:r>
+            <w:r>
+              <w:rPr>
+                <w:b w:val="0"/>
+                <w:sz w:val="18"/>
               </w:rPr>
               <w:t>第4周（轮回机制与生活启示）</w:t>
             </w:r>
@@ -2583,15 +2736,18 @@
         <w:tc>
           <w:tcPr>
             <w:tcW w:type="dxa" w:w="3213"/>
-            <w:shd w:val="clear" w:color="auto" w:fill="F2F2F2"/>
+            <w:shd w:val="clear" w:fill="F2F5FA"/>
           </w:tcPr>
           <w:p>
-            <w:pPr>
-              <w:spacing w:after="20"/>
-            </w:pPr>
             <w:r>
               <w:rPr>
-                <w:sz w:val="19"/>
+                <w:sz w:val="18"/>
+              </w:rPr>
+            </w:r>
+            <w:r>
+              <w:rPr>
+                <w:b w:val="0"/>
+                <w:sz w:val="18"/>
               </w:rPr>
               <w:t>六道/地狱生恐惧；人生难得生绝望　｜　回顾牵动情绪 / 业果衡量他人</w:t>
             </w:r>
@@ -2600,29 +2756,32 @@
         <w:tc>
           <w:tcPr>
             <w:tcW w:type="dxa" w:w="3213"/>
-            <w:shd w:val="clear" w:color="auto" w:fill="F2F2F2"/>
+            <w:shd w:val="clear" w:fill="F2F5FA"/>
           </w:tcPr>
           <w:p>
-            <w:pPr>
-              <w:spacing w:after="20"/>
-            </w:pPr>
+            <w:r>
+              <w:rPr>
+                <w:sz w:val="18"/>
+              </w:rPr>
+            </w:r>
             <w:r>
               <w:rPr>
                 <w:b/>
-                <w:sz w:val="19"/>
+                <w:sz w:val="18"/>
               </w:rPr>
               <w:t>只看结构、不吓人；正因难得，更要珍惜、更要当下可修。</w:t>
             </w:r>
             <w:r>
               <w:rPr>
-                <w:sz w:val="19"/>
+                <w:b w:val="0"/>
+                <w:sz w:val="18"/>
               </w:rPr>
               <w:t xml:space="preserve">　｜　</w:t>
             </w:r>
             <w:r>
               <w:rPr>
                 <w:b/>
-                <w:sz w:val="19"/>
+                <w:sz w:val="18"/>
               </w:rPr>
               <w:t>不宿命、不评判；过去定起点，当下做因。</w:t>
             </w:r>
@@ -2634,27 +2793,22 @@
       <w:r>
         <w:rPr>
           <w:b/>
-          <w:sz w:val="21"/>
         </w:rPr>
         <w:t>通用预案</w:t>
       </w:r>
       <w:r>
         <w:rPr>
-          <w:sz w:val="21"/>
+          <w:b w:val="0"/>
         </w:rPr>
         <w:t>：分享以自愿为限；主持人不诊断、不给心理学标签；成员情绪波动时提供"呼吸放松／暂离"选项，先安顿人再谈内容。</w:t>
       </w:r>
     </w:p>
     <w:p>
-      <w:pPr>
-        <w:spacing w:before="160" w:after="80"/>
-      </w:pPr>
       <w:r>
         <w:rPr>
-          <w:rFonts w:ascii="Microsoft YaHei" w:hAnsi="Microsoft YaHei" w:eastAsia="Microsoft YaHei"/>
           <w:b/>
           <w:color w:val="1F3864"/>
-          <w:sz w:val="28"/>
+          <w:sz w:val="26"/>
         </w:rPr>
         <w:t>八、跨系列边界说明（本系列不讲什么）</w:t>
       </w:r>
@@ -2663,7 +2817,6 @@
       <w:tblPr>
         <w:tblStyle w:val="TableGrid"/>
         <w:tblW w:type="auto" w:w="0"/>
-        <w:jc w:val="center"/>
         <w:tblLook w:firstColumn="1" w:firstRow="1" w:lastColumn="0" w:lastRow="0" w:noHBand="0" w:noVBand="1" w:val="04A0"/>
       </w:tblPr>
       <w:tblGrid>
@@ -2675,17 +2828,20 @@
         <w:tc>
           <w:tcPr>
             <w:tcW w:type="dxa" w:w="3213"/>
-            <w:shd w:val="clear" w:color="auto" w:fill="1F3864"/>
+            <w:shd w:val="clear" w:fill="1F3864"/>
           </w:tcPr>
           <w:p>
-            <w:pPr>
-              <w:spacing w:after="20"/>
-            </w:pPr>
             <w:r>
               <w:rPr>
-                <w:b/>
                 <w:color w:val="FFFFFF"/>
-                <w:sz w:val="19"/>
+                <w:sz w:val="18"/>
+              </w:rPr>
+            </w:r>
+            <w:r>
+              <w:rPr>
+                <w:b w:val="0"/>
+                <w:color w:val="FFFFFF"/>
+                <w:sz w:val="18"/>
               </w:rPr>
               <w:t>邻系列</w:t>
             </w:r>
@@ -2694,17 +2850,20 @@
         <w:tc>
           <w:tcPr>
             <w:tcW w:type="dxa" w:w="3213"/>
-            <w:shd w:val="clear" w:color="auto" w:fill="1F3864"/>
+            <w:shd w:val="clear" w:fill="1F3864"/>
           </w:tcPr>
           <w:p>
-            <w:pPr>
-              <w:spacing w:after="20"/>
-            </w:pPr>
             <w:r>
               <w:rPr>
-                <w:b/>
                 <w:color w:val="FFFFFF"/>
-                <w:sz w:val="19"/>
+                <w:sz w:val="18"/>
+              </w:rPr>
+            </w:r>
+            <w:r>
+              <w:rPr>
+                <w:b w:val="0"/>
+                <w:color w:val="FFFFFF"/>
+                <w:sz w:val="18"/>
               </w:rPr>
               <w:t>主题</w:t>
             </w:r>
@@ -2713,17 +2872,20 @@
         <w:tc>
           <w:tcPr>
             <w:tcW w:type="dxa" w:w="3213"/>
-            <w:shd w:val="clear" w:color="auto" w:fill="1F3864"/>
+            <w:shd w:val="clear" w:fill="1F3864"/>
           </w:tcPr>
           <w:p>
-            <w:pPr>
-              <w:spacing w:after="20"/>
-            </w:pPr>
             <w:r>
               <w:rPr>
-                <w:b/>
                 <w:color w:val="FFFFFF"/>
-                <w:sz w:val="19"/>
+                <w:sz w:val="18"/>
+              </w:rPr>
+            </w:r>
+            <w:r>
+              <w:rPr>
+                <w:b w:val="0"/>
+                <w:color w:val="FFFFFF"/>
+                <w:sz w:val="18"/>
               </w:rPr>
               <w:t>本系列边界</w:t>
             </w:r>
@@ -2736,12 +2898,15 @@
             <w:tcW w:type="dxa" w:w="3213"/>
           </w:tcPr>
           <w:p>
-            <w:pPr>
-              <w:spacing w:after="20"/>
-            </w:pPr>
             <w:r>
               <w:rPr>
-                <w:sz w:val="19"/>
+                <w:sz w:val="18"/>
+              </w:rPr>
+            </w:r>
+            <w:r>
+              <w:rPr>
+                <w:b w:val="0"/>
+                <w:sz w:val="18"/>
               </w:rPr>
               <w:t>读书会11</w:t>
             </w:r>
@@ -2752,12 +2917,15 @@
             <w:tcW w:type="dxa" w:w="3213"/>
           </w:tcPr>
           <w:p>
-            <w:pPr>
-              <w:spacing w:after="20"/>
-            </w:pPr>
             <w:r>
               <w:rPr>
-                <w:sz w:val="19"/>
+                <w:sz w:val="18"/>
+              </w:rPr>
+            </w:r>
+            <w:r>
+              <w:rPr>
+                <w:b w:val="0"/>
+                <w:sz w:val="18"/>
               </w:rPr>
               <w:t>十二缘起（十二支逐一详讲）</w:t>
             </w:r>
@@ -2768,25 +2936,29 @@
             <w:tcW w:type="dxa" w:w="3213"/>
           </w:tcPr>
           <w:p>
-            <w:pPr>
-              <w:spacing w:after="20"/>
-            </w:pPr>
             <w:r>
               <w:rPr>
-                <w:sz w:val="19"/>
+                <w:sz w:val="18"/>
+              </w:rPr>
+            </w:r>
+            <w:r>
+              <w:rPr>
+                <w:b w:val="0"/>
+                <w:sz w:val="18"/>
               </w:rPr>
               <w:t>本系列涉十二缘起</w:t>
             </w:r>
             <w:r>
               <w:rPr>
                 <w:b/>
-                <w:sz w:val="19"/>
+                <w:sz w:val="18"/>
               </w:rPr>
               <w:t>仅一句带过</w:t>
             </w:r>
             <w:r>
               <w:rPr>
-                <w:sz w:val="19"/>
+                <w:b w:val="0"/>
+                <w:sz w:val="18"/>
               </w:rPr>
               <w:t>并注"详见读书会11"；不复述十二支</w:t>
             </w:r>
@@ -2797,15 +2969,18 @@
         <w:tc>
           <w:tcPr>
             <w:tcW w:type="dxa" w:w="3213"/>
-            <w:shd w:val="clear" w:color="auto" w:fill="F2F2F2"/>
+            <w:shd w:val="clear" w:fill="F2F5FA"/>
           </w:tcPr>
           <w:p>
-            <w:pPr>
-              <w:spacing w:after="20"/>
-            </w:pPr>
             <w:r>
               <w:rPr>
-                <w:sz w:val="19"/>
+                <w:sz w:val="18"/>
+              </w:rPr>
+            </w:r>
+            <w:r>
+              <w:rPr>
+                <w:b w:val="0"/>
+                <w:sz w:val="18"/>
               </w:rPr>
               <w:t>读书会12</w:t>
             </w:r>
@@ -2814,15 +2989,18 @@
         <w:tc>
           <w:tcPr>
             <w:tcW w:type="dxa" w:w="3213"/>
-            <w:shd w:val="clear" w:color="auto" w:fill="F2F2F2"/>
+            <w:shd w:val="clear" w:fill="F2F5FA"/>
           </w:tcPr>
           <w:p>
-            <w:pPr>
-              <w:spacing w:after="20"/>
-            </w:pPr>
             <w:r>
               <w:rPr>
-                <w:sz w:val="19"/>
+                <w:sz w:val="18"/>
+              </w:rPr>
+            </w:r>
+            <w:r>
+              <w:rPr>
+                <w:b w:val="0"/>
+                <w:sz w:val="18"/>
               </w:rPr>
               <w:t>缘起深入与二十四缘（缘力体系）</w:t>
             </w:r>
@@ -2831,28 +3009,32 @@
         <w:tc>
           <w:tcPr>
             <w:tcW w:type="dxa" w:w="3213"/>
-            <w:shd w:val="clear" w:color="auto" w:fill="F2F2F2"/>
+            <w:shd w:val="clear" w:fill="F2F5FA"/>
           </w:tcPr>
           <w:p>
-            <w:pPr>
-              <w:spacing w:after="20"/>
-            </w:pPr>
             <w:r>
               <w:rPr>
-                <w:sz w:val="19"/>
+                <w:sz w:val="18"/>
+              </w:rPr>
+            </w:r>
+            <w:r>
+              <w:rPr>
+                <w:b w:val="0"/>
+                <w:sz w:val="18"/>
               </w:rPr>
               <w:t>本系列讲</w:t>
             </w:r>
             <w:r>
               <w:rPr>
                 <w:b/>
-                <w:sz w:val="19"/>
+                <w:sz w:val="18"/>
               </w:rPr>
               <w:t>业本身</w:t>
             </w:r>
             <w:r>
               <w:rPr>
-                <w:sz w:val="19"/>
+                <w:b w:val="0"/>
+                <w:sz w:val="18"/>
               </w:rPr>
               <w:t>；涉业缘机制只作必要衔接，不复述 24 缘章法</w:t>
             </w:r>
@@ -2865,12 +3047,15 @@
             <w:tcW w:type="dxa" w:w="3213"/>
           </w:tcPr>
           <w:p>
-            <w:pPr>
-              <w:spacing w:after="20"/>
-            </w:pPr>
             <w:r>
               <w:rPr>
-                <w:sz w:val="19"/>
+                <w:sz w:val="18"/>
+              </w:rPr>
+            </w:r>
+            <w:r>
+              <w:rPr>
+                <w:b w:val="0"/>
+                <w:sz w:val="18"/>
               </w:rPr>
               <w:t>读书会04</w:t>
             </w:r>
@@ -2881,12 +3066,15 @@
             <w:tcW w:type="dxa" w:w="3213"/>
           </w:tcPr>
           <w:p>
-            <w:pPr>
-              <w:spacing w:after="20"/>
-            </w:pPr>
             <w:r>
               <w:rPr>
-                <w:sz w:val="19"/>
+                <w:sz w:val="18"/>
+              </w:rPr>
+            </w:r>
+            <w:r>
+              <w:rPr>
+                <w:b w:val="0"/>
+                <w:sz w:val="18"/>
               </w:rPr>
               <w:t>持戒与戒律生活</w:t>
             </w:r>
@@ -2897,12 +3085,15 @@
             <w:tcW w:type="dxa" w:w="3213"/>
           </w:tcPr>
           <w:p>
-            <w:pPr>
-              <w:spacing w:after="20"/>
-            </w:pPr>
             <w:r>
               <w:rPr>
-                <w:sz w:val="19"/>
+                <w:sz w:val="18"/>
+              </w:rPr>
+            </w:r>
+            <w:r>
+              <w:rPr>
+                <w:b w:val="0"/>
+                <w:sz w:val="18"/>
               </w:rPr>
               <w:t>戒条与持戒实践归 04；本系列讲业果不展开戒条</w:t>
             </w:r>
@@ -2913,15 +3104,18 @@
         <w:tc>
           <w:tcPr>
             <w:tcW w:type="dxa" w:w="3213"/>
-            <w:shd w:val="clear" w:color="auto" w:fill="F2F2F2"/>
+            <w:shd w:val="clear" w:fill="F2F5FA"/>
           </w:tcPr>
           <w:p>
-            <w:pPr>
-              <w:spacing w:after="20"/>
-            </w:pPr>
             <w:r>
               <w:rPr>
-                <w:sz w:val="19"/>
+                <w:sz w:val="18"/>
+              </w:rPr>
+            </w:r>
+            <w:r>
+              <w:rPr>
+                <w:b w:val="0"/>
+                <w:sz w:val="18"/>
               </w:rPr>
               <w:t>读书会10</w:t>
             </w:r>
@@ -2930,15 +3124,18 @@
         <w:tc>
           <w:tcPr>
             <w:tcW w:type="dxa" w:w="3213"/>
-            <w:shd w:val="clear" w:color="auto" w:fill="F2F2F2"/>
+            <w:shd w:val="clear" w:fill="F2F5FA"/>
           </w:tcPr>
           <w:p>
-            <w:pPr>
-              <w:spacing w:after="20"/>
-            </w:pPr>
             <w:r>
               <w:rPr>
-                <w:sz w:val="19"/>
+                <w:sz w:val="18"/>
+              </w:rPr>
+            </w:r>
+            <w:r>
+              <w:rPr>
+                <w:b w:val="0"/>
+                <w:sz w:val="18"/>
               </w:rPr>
               <w:t>八正道实践</w:t>
             </w:r>
@@ -2947,15 +3144,18 @@
         <w:tc>
           <w:tcPr>
             <w:tcW w:type="dxa" w:w="3213"/>
-            <w:shd w:val="clear" w:color="auto" w:fill="F2F2F2"/>
+            <w:shd w:val="clear" w:fill="F2F5FA"/>
           </w:tcPr>
           <w:p>
-            <w:pPr>
-              <w:spacing w:after="20"/>
-            </w:pPr>
             <w:r>
               <w:rPr>
-                <w:sz w:val="19"/>
+                <w:sz w:val="18"/>
+              </w:rPr>
+            </w:r>
+            <w:r>
+              <w:rPr>
+                <w:b w:val="0"/>
+                <w:sz w:val="18"/>
               </w:rPr>
               <w:t>道支实践归 10；本系列不复述八正道各支</w:t>
             </w:r>
@@ -2968,12 +3168,15 @@
             <w:tcW w:type="dxa" w:w="3213"/>
           </w:tcPr>
           <w:p>
-            <w:pPr>
-              <w:spacing w:after="20"/>
-            </w:pPr>
             <w:r>
               <w:rPr>
-                <w:sz w:val="19"/>
+                <w:sz w:val="18"/>
+              </w:rPr>
+            </w:r>
+            <w:r>
+              <w:rPr>
+                <w:b w:val="0"/>
+                <w:sz w:val="18"/>
               </w:rPr>
               <w:t>系列14-20</w:t>
             </w:r>
@@ -2984,12 +3187,15 @@
             <w:tcW w:type="dxa" w:w="3213"/>
           </w:tcPr>
           <w:p>
-            <w:pPr>
-              <w:spacing w:after="20"/>
-            </w:pPr>
             <w:r>
               <w:rPr>
-                <w:sz w:val="19"/>
+                <w:sz w:val="18"/>
+              </w:rPr>
+            </w:r>
+            <w:r>
+              <w:rPr>
+                <w:b w:val="0"/>
+                <w:sz w:val="18"/>
               </w:rPr>
               <w:t>阿毗达摩/心路/菩萨道等</w:t>
             </w:r>
@@ -3000,12 +3206,15 @@
             <w:tcW w:type="dxa" w:w="3213"/>
           </w:tcPr>
           <w:p>
-            <w:pPr>
-              <w:spacing w:after="20"/>
-            </w:pPr>
             <w:r>
               <w:rPr>
-                <w:sz w:val="19"/>
+                <w:sz w:val="18"/>
+              </w:rPr>
+            </w:r>
+            <w:r>
+              <w:rPr>
+                <w:b w:val="0"/>
+                <w:sz w:val="18"/>
               </w:rPr>
               <w:t>本系列只作必要名相衔接，不展开</w:t>
             </w:r>
@@ -3014,158 +3223,128 @@
       </w:tr>
     </w:tbl>
     <w:p>
-      <w:pPr>
-        <w:spacing w:before="160" w:after="80"/>
-      </w:pPr>
       <w:r>
         <w:rPr>
-          <w:rFonts w:ascii="Microsoft YaHei" w:hAnsi="Microsoft YaHei" w:eastAsia="Microsoft YaHei"/>
           <w:b/>
           <w:color w:val="1F3864"/>
-          <w:sz w:val="28"/>
+          <w:sz w:val="26"/>
         </w:rPr>
         <w:t>九、常见问题应对（主持人备查）</w:t>
       </w:r>
     </w:p>
     <w:p>
       <w:pPr>
-        <w:ind w:left="340"/>
+        <w:pStyle w:val="ListBullet"/>
       </w:pPr>
       <w:r>
         <w:rPr>
-          <w:color w:val="1F3864"/>
-          <w:sz w:val="21"/>
-        </w:rPr>
-        <w:t xml:space="preserve">• </w:t>
-      </w:r>
-      <w:r>
-        <w:rPr>
           <w:b/>
-          <w:sz w:val="21"/>
         </w:rPr>
         <w:t>"他过得不好，是不是因为他造了恶业？"</w:t>
       </w:r>
       <w:r>
         <w:rPr>
-          <w:sz w:val="21"/>
+          <w:b w:val="0"/>
         </w:rPr>
         <w:t xml:space="preserve"> —— 只照自己、不照别人。"我们今天只照见自己，不评判任何人。"</w:t>
       </w:r>
     </w:p>
     <w:p>
       <w:pPr>
-        <w:ind w:left="340"/>
+        <w:pStyle w:val="ListBullet"/>
       </w:pPr>
       <w:r>
         <w:rPr>
-          <w:color w:val="1F3864"/>
-          <w:sz w:val="21"/>
-        </w:rPr>
-        <w:t xml:space="preserve">• </w:t>
-      </w:r>
-      <w:r>
-        <w:rPr>
           <w:b/>
-          <w:sz w:val="21"/>
         </w:rPr>
         <w:t>"我是不是命中注定？"</w:t>
       </w:r>
       <w:r>
         <w:rPr>
-          <w:sz w:val="21"/>
+          <w:b w:val="0"/>
         </w:rPr>
         <w:t xml:space="preserve"> —— 一句护心话："过去业决定起点，当下可造新业。"成熟要靠因＋条件，条件里有当下能动的一环。</w:t>
       </w:r>
     </w:p>
     <w:p>
       <w:pPr>
-        <w:ind w:left="340"/>
+        <w:pStyle w:val="ListBullet"/>
       </w:pPr>
       <w:r>
         <w:rPr>
-          <w:color w:val="1F3864"/>
-          <w:sz w:val="21"/>
-        </w:rPr>
-        <w:t xml:space="preserve">• </w:t>
-      </w:r>
-      <w:r>
-        <w:rPr>
           <w:b/>
-          <w:sz w:val="21"/>
         </w:rPr>
         <w:t>"临终我该怎么办／我想给家人临终开示"</w:t>
       </w:r>
       <w:r>
         <w:rPr>
-          <w:sz w:val="21"/>
+          <w:b w:val="0"/>
         </w:rPr>
         <w:t xml:space="preserve"> —— 本系列落点是"日常栽培善的惯行"，而非临终操作；面对具体丧亲，先安顿人、再谈内容，必要时建议专业陪伴。</w:t>
       </w:r>
     </w:p>
     <w:p>
       <w:pPr>
-        <w:ind w:left="340"/>
+        <w:pStyle w:val="ListBullet"/>
       </w:pPr>
       <w:r>
         <w:rPr>
-          <w:color w:val="1F3864"/>
-          <w:sz w:val="21"/>
-        </w:rPr>
-        <w:t xml:space="preserve">• </w:t>
-      </w:r>
-      <w:r>
-        <w:rPr>
           <w:b/>
-          <w:sz w:val="21"/>
         </w:rPr>
         <w:t>"三十一界、地狱是真的吗？"</w:t>
       </w:r>
       <w:r>
         <w:rPr>
-          <w:sz w:val="21"/>
+          <w:b w:val="0"/>
         </w:rPr>
         <w:t xml:space="preserve"> —— "我们跟着原文读结构，不必急着下结论；重点是'人生难得，当下可修'。"</w:t>
       </w:r>
     </w:p>
     <w:p>
       <w:pPr>
-        <w:ind w:left="340"/>
+        <w:pStyle w:val="ListBullet"/>
       </w:pPr>
       <w:r>
         <w:rPr>
-          <w:color w:val="1F3864"/>
-          <w:sz w:val="21"/>
-        </w:rPr>
-        <w:t xml:space="preserve">• </w:t>
-      </w:r>
-      <w:r>
-        <w:rPr>
           <w:b/>
-          <w:sz w:val="21"/>
         </w:rPr>
         <w:t>情绪波动</w:t>
       </w:r>
       <w:r>
         <w:rPr>
-          <w:sz w:val="21"/>
+          <w:b w:val="0"/>
         </w:rPr>
         <w:t xml:space="preserve"> —— 先共情、停顿约30秒，再导回"我们能改变的是什么"；提供呼吸放松或暂离选项；备纸巾。</w:t>
       </w:r>
     </w:p>
     <w:p>
       <w:pPr>
-        <w:spacing w:before="40" w:after="80"/>
-        <w:ind w:left="283"/>
-        <w:shd w:val="clear" w:color="auto" w:fill="EEF2F8"/>
+        <w:ind w:left="170"/>
         <w:pBdr>
-          <w:left w:val="single" w:sz="20" w:space="6" w:color="1F3864"/>
+          <w:left w:val="single" w:sz="18" w:space="4" w:color="1F3864"/>
         </w:pBdr>
+        <w:shd w:val="clear" w:fill="F2F5FA"/>
       </w:pPr>
       <w:r>
         <w:rPr>
-          <w:sz w:val="20"/>
+          <w:b w:val="0"/>
         </w:rPr>
-        <w:t>📖 各周完整共读原文见本资料包《原文全集.md》与8周《第X周_..._主持人版.md》；学员用《第X周_..._学员版.md》。 📐 制作依据：《_制作规范_读书13.md》《_制作蓝图_读书13.md》《骨架样板.md》《_体例契约_读书13.md》。</w:t>
+        <w:t>📖 各周完整共读原文见本资料包《原文全集.md》与8周《第X周_..._主持人版.md》；学员用《第X周_..._学员版.md》。</w:t>
+      </w:r>
+    </w:p>
+    <w:p>
+      <w:pPr>
+        <w:ind w:left="170"/>
+        <w:pBdr>
+          <w:left w:val="single" w:sz="18" w:space="4" w:color="1F3864"/>
+        </w:pBdr>
+        <w:shd w:val="clear" w:fill="F2F5FA"/>
+      </w:pPr>
+      <w:r>
+        <w:rPr>
+          <w:b w:val="0"/>
+        </w:rPr>
+        <w:t>📐 制作依据：《_制作规范_读书13.md》《_制作蓝图_读书13.md》《骨架样板.md》《_体例契约_读书13.md》。</w:t>
       </w:r>
     </w:p>
     <w:sectPr>
@@ -3187,7 +3366,11 @@
       <w:pStyle w:val="Footer"/>
       <w:jc w:val="center"/>
     </w:pPr>
-    <w:fldSimple w:instr="PAGE"/>
+    <w:r>
+      <w:fldChar w:fldCharType="begin"/>
+      <w:instrText xml:space="preserve">PAGE</w:instrText>
+      <w:fldChar w:fldCharType="end"/>
+    </w:r>
   </w:p>
 </w:ftr>
 </file>
@@ -3201,10 +3384,10 @@
     </w:pPr>
     <w:r>
       <w:rPr>
-        <w:color w:val="808080"/>
+        <w:color w:val="1F3864"/>
         <w:sz w:val="16"/>
       </w:rPr>
-      <w:t>读书会13·主持人总指南（朗读优化版）</w:t>
+      <w:t>读书会13 · 主持人总指南 · 朗读优化版（4周版）</w:t>
     </w:r>
   </w:p>
 </w:hdr>
@@ -3573,11 +3756,8 @@
     <w:name w:val="Normal"/>
     <w:qFormat/>
     <w:rsid w:val="00FC693F"/>
-    <w:pPr>
-      <w:spacing w:line="324" w:lineRule="auto" w:after="60"/>
-    </w:pPr>
     <w:rPr>
-      <w:rFonts w:ascii="Microsoft YaHei" w:hAnsi="Microsoft YaHei" w:eastAsia="Microsoft YaHei"/>
+      <w:rFonts w:ascii="等线" w:hAnsi="等线" w:eastAsia="宋体"/>
       <w:sz w:val="21"/>
     </w:rPr>
   </w:style>
